--- a/docs/AICTE_IDEA_Lab_Memento_Board_v1.0.docx
+++ b/docs/AICTE_IDEA_Lab_Memento_Board_v1.0.docx
@@ -312,7 +312,7 @@
           <w:r>
             <w:fldChar w:fldCharType="separate"/>
           </w:r>
-          <w:hyperlink w:anchor="_Toc241307577" w:history="1">
+          <w:hyperlink w:anchor="_Toc241309945" w:history="1">
             <w:r>
               <w:rPr>
                 <w:rStyle w:val="Hyperlink"/>
@@ -336,7 +336,7 @@
               <w:rPr>
                 <w:noProof/>
               </w:rPr>
-              <w:instrText xml:space="preserve"> PAGEREF _Toc241307577 \h </w:instrText>
+              <w:instrText xml:space="preserve"> PAGEREF _Toc241309945 \h </w:instrText>
             </w:r>
             <w:r>
               <w:rPr>
@@ -378,7 +378,7 @@
               <w14:ligatures w14:val="standardContextual"/>
             </w:rPr>
           </w:pPr>
-          <w:hyperlink w:anchor="_Toc241307578" w:history="1">
+          <w:hyperlink w:anchor="_Toc241309946" w:history="1">
             <w:r>
               <w:rPr>
                 <w:rStyle w:val="Hyperlink"/>
@@ -402,7 +402,7 @@
               <w:rPr>
                 <w:noProof/>
               </w:rPr>
-              <w:instrText xml:space="preserve"> PAGEREF _Toc241307578 \h </w:instrText>
+              <w:instrText xml:space="preserve"> PAGEREF _Toc241309946 \h </w:instrText>
             </w:r>
             <w:r>
               <w:rPr>
@@ -444,7 +444,7 @@
               <w14:ligatures w14:val="standardContextual"/>
             </w:rPr>
           </w:pPr>
-          <w:hyperlink w:anchor="_Toc241307579" w:history="1">
+          <w:hyperlink w:anchor="_Toc241309947" w:history="1">
             <w:r>
               <w:rPr>
                 <w:rStyle w:val="Hyperlink"/>
@@ -468,7 +468,7 @@
               <w:rPr>
                 <w:noProof/>
               </w:rPr>
-              <w:instrText xml:space="preserve"> PAGEREF _Toc241307579 \h </w:instrText>
+              <w:instrText xml:space="preserve"> PAGEREF _Toc241309947 \h </w:instrText>
             </w:r>
             <w:r>
               <w:rPr>
@@ -485,7 +485,7 @@
               <w:rPr>
                 <w:noProof/>
               </w:rPr>
-              <w:t>3</w:t>
+              <w:t>4</w:t>
             </w:r>
             <w:r>
               <w:rPr>
@@ -510,7 +510,7 @@
               <w14:ligatures w14:val="standardContextual"/>
             </w:rPr>
           </w:pPr>
-          <w:hyperlink w:anchor="_Toc241307580" w:history="1">
+          <w:hyperlink w:anchor="_Toc241309948" w:history="1">
             <w:r>
               <w:rPr>
                 <w:rStyle w:val="Hyperlink"/>
@@ -534,7 +534,7 @@
               <w:rPr>
                 <w:noProof/>
               </w:rPr>
-              <w:instrText xml:space="preserve"> PAGEREF _Toc241307580 \h </w:instrText>
+              <w:instrText xml:space="preserve"> PAGEREF _Toc241309948 \h </w:instrText>
             </w:r>
             <w:r>
               <w:rPr>
@@ -576,7 +576,7 @@
               <w14:ligatures w14:val="standardContextual"/>
             </w:rPr>
           </w:pPr>
-          <w:hyperlink w:anchor="_Toc241307581" w:history="1">
+          <w:hyperlink w:anchor="_Toc241309949" w:history="1">
             <w:r>
               <w:rPr>
                 <w:rStyle w:val="Hyperlink"/>
@@ -600,7 +600,7 @@
               <w:rPr>
                 <w:noProof/>
               </w:rPr>
-              <w:instrText xml:space="preserve"> PAGEREF _Toc241307581 \h </w:instrText>
+              <w:instrText xml:space="preserve"> PAGEREF _Toc241309949 \h </w:instrText>
             </w:r>
             <w:r>
               <w:rPr>
@@ -642,7 +642,7 @@
               <w14:ligatures w14:val="standardContextual"/>
             </w:rPr>
           </w:pPr>
-          <w:hyperlink w:anchor="_Toc241307582" w:history="1">
+          <w:hyperlink w:anchor="_Toc241309950" w:history="1">
             <w:r>
               <w:rPr>
                 <w:rStyle w:val="Hyperlink"/>
@@ -666,7 +666,7 @@
               <w:rPr>
                 <w:noProof/>
               </w:rPr>
-              <w:instrText xml:space="preserve"> PAGEREF _Toc241307582 \h </w:instrText>
+              <w:instrText xml:space="preserve"> PAGEREF _Toc241309950 \h </w:instrText>
             </w:r>
             <w:r>
               <w:rPr>
@@ -708,7 +708,7 @@
               <w14:ligatures w14:val="standardContextual"/>
             </w:rPr>
           </w:pPr>
-          <w:hyperlink w:anchor="_Toc241307583" w:history="1">
+          <w:hyperlink w:anchor="_Toc241309951" w:history="1">
             <w:r>
               <w:rPr>
                 <w:rStyle w:val="Hyperlink"/>
@@ -732,7 +732,7 @@
               <w:rPr>
                 <w:noProof/>
               </w:rPr>
-              <w:instrText xml:space="preserve"> PAGEREF _Toc241307583 \h </w:instrText>
+              <w:instrText xml:space="preserve"> PAGEREF _Toc241309951 \h </w:instrText>
             </w:r>
             <w:r>
               <w:rPr>
@@ -774,7 +774,7 @@
               <w14:ligatures w14:val="standardContextual"/>
             </w:rPr>
           </w:pPr>
-          <w:hyperlink w:anchor="_Toc241307584" w:history="1">
+          <w:hyperlink w:anchor="_Toc241309952" w:history="1">
             <w:r>
               <w:rPr>
                 <w:rStyle w:val="Hyperlink"/>
@@ -798,7 +798,7 @@
               <w:rPr>
                 <w:noProof/>
               </w:rPr>
-              <w:instrText xml:space="preserve"> PAGEREF _Toc241307584 \h </w:instrText>
+              <w:instrText xml:space="preserve"> PAGEREF _Toc241309952 \h </w:instrText>
             </w:r>
             <w:r>
               <w:rPr>
@@ -840,7 +840,7 @@
               <w14:ligatures w14:val="standardContextual"/>
             </w:rPr>
           </w:pPr>
-          <w:hyperlink w:anchor="_Toc241307585" w:history="1">
+          <w:hyperlink w:anchor="_Toc241309953" w:history="1">
             <w:r>
               <w:rPr>
                 <w:rStyle w:val="Hyperlink"/>
@@ -864,7 +864,7 @@
               <w:rPr>
                 <w:noProof/>
               </w:rPr>
-              <w:instrText xml:space="preserve"> PAGEREF _Toc241307585 \h </w:instrText>
+              <w:instrText xml:space="preserve"> PAGEREF _Toc241309953 \h </w:instrText>
             </w:r>
             <w:r>
               <w:rPr>
@@ -906,7 +906,7 @@
               <w14:ligatures w14:val="standardContextual"/>
             </w:rPr>
           </w:pPr>
-          <w:hyperlink w:anchor="_Toc241307586" w:history="1">
+          <w:hyperlink w:anchor="_Toc241309954" w:history="1">
             <w:r>
               <w:rPr>
                 <w:rStyle w:val="Hyperlink"/>
@@ -930,7 +930,7 @@
               <w:rPr>
                 <w:noProof/>
               </w:rPr>
-              <w:instrText xml:space="preserve"> PAGEREF _Toc241307586 \h </w:instrText>
+              <w:instrText xml:space="preserve"> PAGEREF _Toc241309954 \h </w:instrText>
             </w:r>
             <w:r>
               <w:rPr>
@@ -972,7 +972,7 @@
               <w14:ligatures w14:val="standardContextual"/>
             </w:rPr>
           </w:pPr>
-          <w:hyperlink w:anchor="_Toc241307587" w:history="1">
+          <w:hyperlink w:anchor="_Toc241309955" w:history="1">
             <w:r>
               <w:rPr>
                 <w:rStyle w:val="Hyperlink"/>
@@ -996,7 +996,7 @@
               <w:rPr>
                 <w:noProof/>
               </w:rPr>
-              <w:instrText xml:space="preserve"> PAGEREF _Toc241307587 \h </w:instrText>
+              <w:instrText xml:space="preserve"> PAGEREF _Toc241309955 \h </w:instrText>
             </w:r>
             <w:r>
               <w:rPr>
@@ -1038,7 +1038,7 @@
               <w14:ligatures w14:val="standardContextual"/>
             </w:rPr>
           </w:pPr>
-          <w:hyperlink w:anchor="_Toc241307588" w:history="1">
+          <w:hyperlink w:anchor="_Toc241309956" w:history="1">
             <w:r>
               <w:rPr>
                 <w:rStyle w:val="Hyperlink"/>
@@ -1062,7 +1062,7 @@
               <w:rPr>
                 <w:noProof/>
               </w:rPr>
-              <w:instrText xml:space="preserve"> PAGEREF _Toc241307588 \h </w:instrText>
+              <w:instrText xml:space="preserve"> PAGEREF _Toc241309956 \h </w:instrText>
             </w:r>
             <w:r>
               <w:rPr>
@@ -1104,7 +1104,7 @@
               <w14:ligatures w14:val="standardContextual"/>
             </w:rPr>
           </w:pPr>
-          <w:hyperlink w:anchor="_Toc241307589" w:history="1">
+          <w:hyperlink w:anchor="_Toc241309957" w:history="1">
             <w:r>
               <w:rPr>
                 <w:rStyle w:val="Hyperlink"/>
@@ -1128,7 +1128,7 @@
               <w:rPr>
                 <w:noProof/>
               </w:rPr>
-              <w:instrText xml:space="preserve"> PAGEREF _Toc241307589 \h </w:instrText>
+              <w:instrText xml:space="preserve"> PAGEREF _Toc241309957 \h </w:instrText>
             </w:r>
             <w:r>
               <w:rPr>
@@ -1170,12 +1170,210 @@
               <w14:ligatures w14:val="standardContextual"/>
             </w:rPr>
           </w:pPr>
-          <w:hyperlink w:anchor="_Toc241307590" w:history="1">
+          <w:hyperlink w:anchor="_Toc241309958" w:history="1">
             <w:r>
               <w:rPr>
                 <w:rStyle w:val="Hyperlink"/>
                 <w:noProof/>
               </w:rPr>
+              <w:t>If the new footprint does not appear in the chooser</w:t>
+            </w:r>
+            <w:r>
+              <w:rPr>
+                <w:noProof/>
+              </w:rPr>
+              <w:tab/>
+            </w:r>
+            <w:r>
+              <w:rPr>
+                <w:noProof/>
+              </w:rPr>
+              <w:fldChar w:fldCharType="begin"/>
+            </w:r>
+            <w:r>
+              <w:rPr>
+                <w:noProof/>
+              </w:rPr>
+              <w:instrText xml:space="preserve"> PAGEREF _Toc241309958 \h </w:instrText>
+            </w:r>
+            <w:r>
+              <w:rPr>
+                <w:noProof/>
+              </w:rPr>
+            </w:r>
+            <w:r>
+              <w:rPr>
+                <w:noProof/>
+              </w:rPr>
+              <w:fldChar w:fldCharType="separate"/>
+            </w:r>
+            <w:r>
+              <w:rPr>
+                <w:noProof/>
+              </w:rPr>
+              <w:t>6</w:t>
+            </w:r>
+            <w:r>
+              <w:rPr>
+                <w:noProof/>
+              </w:rPr>
+              <w:fldChar w:fldCharType="end"/>
+            </w:r>
+          </w:hyperlink>
+        </w:p>
+        <w:p>
+          <w:pPr>
+            <w:pStyle w:val="TOC3"/>
+            <w:tabs>
+              <w:tab w:val="right" w:leader="dot" w:pos="9016"/>
+            </w:tabs>
+            <w:rPr>
+              <w:rFonts w:asciiTheme="minorHAnsi" w:eastAsiaTheme="minorEastAsia" w:hAnsiTheme="minorHAnsi" w:cstheme="minorBidi"/>
+              <w:noProof/>
+              <w:kern w:val="2"/>
+              <w:sz w:val="24"/>
+              <w:szCs w:val="24"/>
+              <w14:ligatures w14:val="standardContextual"/>
+            </w:rPr>
+          </w:pPr>
+          <w:hyperlink w:anchor="_Toc241309959" w:history="1">
+            <w:r>
+              <w:rPr>
+                <w:rStyle w:val="Hyperlink"/>
+                <w:noProof/>
+              </w:rPr>
+              <w:t>Putting a logo on the schematic</w:t>
+            </w:r>
+            <w:r>
+              <w:rPr>
+                <w:noProof/>
+              </w:rPr>
+              <w:tab/>
+            </w:r>
+            <w:r>
+              <w:rPr>
+                <w:noProof/>
+              </w:rPr>
+              <w:fldChar w:fldCharType="begin"/>
+            </w:r>
+            <w:r>
+              <w:rPr>
+                <w:noProof/>
+              </w:rPr>
+              <w:instrText xml:space="preserve"> PAGEREF _Toc241309959 \h </w:instrText>
+            </w:r>
+            <w:r>
+              <w:rPr>
+                <w:noProof/>
+              </w:rPr>
+            </w:r>
+            <w:r>
+              <w:rPr>
+                <w:noProof/>
+              </w:rPr>
+              <w:fldChar w:fldCharType="separate"/>
+            </w:r>
+            <w:r>
+              <w:rPr>
+                <w:noProof/>
+              </w:rPr>
+              <w:t>7</w:t>
+            </w:r>
+            <w:r>
+              <w:rPr>
+                <w:noProof/>
+              </w:rPr>
+              <w:fldChar w:fldCharType="end"/>
+            </w:r>
+          </w:hyperlink>
+        </w:p>
+        <w:p>
+          <w:pPr>
+            <w:pStyle w:val="TOC3"/>
+            <w:tabs>
+              <w:tab w:val="right" w:leader="dot" w:pos="9016"/>
+            </w:tabs>
+            <w:rPr>
+              <w:rFonts w:asciiTheme="minorHAnsi" w:eastAsiaTheme="minorEastAsia" w:hAnsiTheme="minorHAnsi" w:cstheme="minorBidi"/>
+              <w:noProof/>
+              <w:kern w:val="2"/>
+              <w:sz w:val="24"/>
+              <w:szCs w:val="24"/>
+              <w14:ligatures w14:val="standardContextual"/>
+            </w:rPr>
+          </w:pPr>
+          <w:hyperlink w:anchor="_Toc241309960" w:history="1">
+            <w:r>
+              <w:rPr>
+                <w:rStyle w:val="Hyperlink"/>
+                <w:noProof/>
+              </w:rPr>
+              <w:t>Cleaner outlines with logo2fp.py</w:t>
+            </w:r>
+            <w:r>
+              <w:rPr>
+                <w:noProof/>
+              </w:rPr>
+              <w:tab/>
+            </w:r>
+            <w:r>
+              <w:rPr>
+                <w:noProof/>
+              </w:rPr>
+              <w:fldChar w:fldCharType="begin"/>
+            </w:r>
+            <w:r>
+              <w:rPr>
+                <w:noProof/>
+              </w:rPr>
+              <w:instrText xml:space="preserve"> PAGEREF _Toc241309960 \h </w:instrText>
+            </w:r>
+            <w:r>
+              <w:rPr>
+                <w:noProof/>
+              </w:rPr>
+            </w:r>
+            <w:r>
+              <w:rPr>
+                <w:noProof/>
+              </w:rPr>
+              <w:fldChar w:fldCharType="separate"/>
+            </w:r>
+            <w:r>
+              <w:rPr>
+                <w:noProof/>
+              </w:rPr>
+              <w:t>7</w:t>
+            </w:r>
+            <w:r>
+              <w:rPr>
+                <w:noProof/>
+              </w:rPr>
+              <w:fldChar w:fldCharType="end"/>
+            </w:r>
+          </w:hyperlink>
+        </w:p>
+        <w:p>
+          <w:pPr>
+            <w:pStyle w:val="TOC3"/>
+            <w:tabs>
+              <w:tab w:val="right" w:leader="dot" w:pos="9016"/>
+            </w:tabs>
+            <w:rPr>
+              <w:rFonts w:asciiTheme="minorHAnsi" w:eastAsiaTheme="minorEastAsia" w:hAnsiTheme="minorHAnsi" w:cstheme="minorBidi"/>
+              <w:noProof/>
+              <w:kern w:val="2"/>
+              <w:sz w:val="24"/>
+              <w:szCs w:val="24"/>
+              <w14:ligatures w14:val="standardContextual"/>
+            </w:rPr>
+          </w:pPr>
+          <w:hyperlink w:anchor="_Toc241309961" w:history="1">
+            <w:r>
+              <w:rPr>
+                <w:rStyle w:val="Hyperlink"/>
+                <w:noProof/>
+              </w:rPr>
               <w:t>Placing an image for reference only</w:t>
             </w:r>
             <w:r>
@@ -1194,7 +1392,7 @@
               <w:rPr>
                 <w:noProof/>
               </w:rPr>
-              <w:instrText xml:space="preserve"> PAGEREF _Toc241307590 \h </w:instrText>
+              <w:instrText xml:space="preserve"> PAGEREF _Toc241309961 \h </w:instrText>
             </w:r>
             <w:r>
               <w:rPr>
@@ -1211,7 +1409,7 @@
               <w:rPr>
                 <w:noProof/>
               </w:rPr>
-              <w:t>6</w:t>
+              <w:t>7</w:t>
             </w:r>
             <w:r>
               <w:rPr>
@@ -1236,7 +1434,7 @@
               <w14:ligatures w14:val="standardContextual"/>
             </w:rPr>
           </w:pPr>
-          <w:hyperlink w:anchor="_Toc241307591" w:history="1">
+          <w:hyperlink w:anchor="_Toc241309962" w:history="1">
             <w:r>
               <w:rPr>
                 <w:rStyle w:val="Hyperlink"/>
@@ -1260,7 +1458,7 @@
               <w:rPr>
                 <w:noProof/>
               </w:rPr>
-              <w:instrText xml:space="preserve"> PAGEREF _Toc241307591 \h </w:instrText>
+              <w:instrText xml:space="preserve"> PAGEREF _Toc241309962 \h </w:instrText>
             </w:r>
             <w:r>
               <w:rPr>
@@ -1277,7 +1475,7 @@
               <w:rPr>
                 <w:noProof/>
               </w:rPr>
-              <w:t>6</w:t>
+              <w:t>7</w:t>
             </w:r>
             <w:r>
               <w:rPr>
@@ -1302,7 +1500,7 @@
               <w14:ligatures w14:val="standardContextual"/>
             </w:rPr>
           </w:pPr>
-          <w:hyperlink w:anchor="_Toc241307592" w:history="1">
+          <w:hyperlink w:anchor="_Toc241309963" w:history="1">
             <w:r>
               <w:rPr>
                 <w:rStyle w:val="Hyperlink"/>
@@ -1326,7 +1524,7 @@
               <w:rPr>
                 <w:noProof/>
               </w:rPr>
-              <w:instrText xml:space="preserve"> PAGEREF _Toc241307592 \h </w:instrText>
+              <w:instrText xml:space="preserve"> PAGEREF _Toc241309963 \h </w:instrText>
             </w:r>
             <w:r>
               <w:rPr>
@@ -1343,7 +1541,7 @@
               <w:rPr>
                 <w:noProof/>
               </w:rPr>
-              <w:t>7</w:t>
+              <w:t>8</w:t>
             </w:r>
             <w:r>
               <w:rPr>
@@ -1368,7 +1566,7 @@
               <w14:ligatures w14:val="standardContextual"/>
             </w:rPr>
           </w:pPr>
-          <w:hyperlink w:anchor="_Toc241307593" w:history="1">
+          <w:hyperlink w:anchor="_Toc241309964" w:history="1">
             <w:r>
               <w:rPr>
                 <w:rStyle w:val="Hyperlink"/>
@@ -1392,7 +1590,7 @@
               <w:rPr>
                 <w:noProof/>
               </w:rPr>
-              <w:instrText xml:space="preserve"> PAGEREF _Toc241307593 \h </w:instrText>
+              <w:instrText xml:space="preserve"> PAGEREF _Toc241309964 \h </w:instrText>
             </w:r>
             <w:r>
               <w:rPr>
@@ -1409,7 +1607,7 @@
               <w:rPr>
                 <w:noProof/>
               </w:rPr>
-              <w:t>7</w:t>
+              <w:t>8</w:t>
             </w:r>
             <w:r>
               <w:rPr>
@@ -1434,7 +1632,7 @@
               <w14:ligatures w14:val="standardContextual"/>
             </w:rPr>
           </w:pPr>
-          <w:hyperlink w:anchor="_Toc241307594" w:history="1">
+          <w:hyperlink w:anchor="_Toc241309965" w:history="1">
             <w:r>
               <w:rPr>
                 <w:rStyle w:val="Hyperlink"/>
@@ -1458,7 +1656,7 @@
               <w:rPr>
                 <w:noProof/>
               </w:rPr>
-              <w:instrText xml:space="preserve"> PAGEREF _Toc241307594 \h </w:instrText>
+              <w:instrText xml:space="preserve"> PAGEREF _Toc241309965 \h </w:instrText>
             </w:r>
             <w:r>
               <w:rPr>
@@ -1500,7 +1698,7 @@
               <w14:ligatures w14:val="standardContextual"/>
             </w:rPr>
           </w:pPr>
-          <w:hyperlink w:anchor="_Toc241307595" w:history="1">
+          <w:hyperlink w:anchor="_Toc241309966" w:history="1">
             <w:r>
               <w:rPr>
                 <w:rStyle w:val="Hyperlink"/>
@@ -1524,7 +1722,7 @@
               <w:rPr>
                 <w:noProof/>
               </w:rPr>
-              <w:instrText xml:space="preserve"> PAGEREF _Toc241307595 \h </w:instrText>
+              <w:instrText xml:space="preserve"> PAGEREF _Toc241309966 \h </w:instrText>
             </w:r>
             <w:r>
               <w:rPr>
@@ -1541,7 +1739,7 @@
               <w:rPr>
                 <w:noProof/>
               </w:rPr>
-              <w:t>8</w:t>
+              <w:t>9</w:t>
             </w:r>
             <w:r>
               <w:rPr>
@@ -1566,7 +1764,7 @@
               <w14:ligatures w14:val="standardContextual"/>
             </w:rPr>
           </w:pPr>
-          <w:hyperlink w:anchor="_Toc241307596" w:history="1">
+          <w:hyperlink w:anchor="_Toc241309967" w:history="1">
             <w:r>
               <w:rPr>
                 <w:rStyle w:val="Hyperlink"/>
@@ -1590,7 +1788,7 @@
               <w:rPr>
                 <w:noProof/>
               </w:rPr>
-              <w:instrText xml:space="preserve"> PAGEREF _Toc241307596 \h </w:instrText>
+              <w:instrText xml:space="preserve"> PAGEREF _Toc241309967 \h </w:instrText>
             </w:r>
             <w:r>
               <w:rPr>
@@ -1607,7 +1805,7 @@
               <w:rPr>
                 <w:noProof/>
               </w:rPr>
-              <w:t>8</w:t>
+              <w:t>9</w:t>
             </w:r>
             <w:r>
               <w:rPr>
@@ -1632,7 +1830,7 @@
               <w14:ligatures w14:val="standardContextual"/>
             </w:rPr>
           </w:pPr>
-          <w:hyperlink w:anchor="_Toc241307597" w:history="1">
+          <w:hyperlink w:anchor="_Toc241309968" w:history="1">
             <w:r>
               <w:rPr>
                 <w:rStyle w:val="Hyperlink"/>
@@ -1656,7 +1854,7 @@
               <w:rPr>
                 <w:noProof/>
               </w:rPr>
-              <w:instrText xml:space="preserve"> PAGEREF _Toc241307597 \h </w:instrText>
+              <w:instrText xml:space="preserve"> PAGEREF _Toc241309968 \h </w:instrText>
             </w:r>
             <w:r>
               <w:rPr>
@@ -1673,7 +1871,7 @@
               <w:rPr>
                 <w:noProof/>
               </w:rPr>
-              <w:t>8</w:t>
+              <w:t>9</w:t>
             </w:r>
             <w:r>
               <w:rPr>
@@ -1698,7 +1896,7 @@
               <w14:ligatures w14:val="standardContextual"/>
             </w:rPr>
           </w:pPr>
-          <w:hyperlink w:anchor="_Toc241307598" w:history="1">
+          <w:hyperlink w:anchor="_Toc241309969" w:history="1">
             <w:r>
               <w:rPr>
                 <w:rStyle w:val="Hyperlink"/>
@@ -1722,7 +1920,7 @@
               <w:rPr>
                 <w:noProof/>
               </w:rPr>
-              <w:instrText xml:space="preserve"> PAGEREF _Toc241307598 \h </w:instrText>
+              <w:instrText xml:space="preserve"> PAGEREF _Toc241309969 \h </w:instrText>
             </w:r>
             <w:r>
               <w:rPr>
@@ -1739,7 +1937,7 @@
               <w:rPr>
                 <w:noProof/>
               </w:rPr>
-              <w:t>8</w:t>
+              <w:t>9</w:t>
             </w:r>
             <w:r>
               <w:rPr>
@@ -1764,7 +1962,7 @@
               <w14:ligatures w14:val="standardContextual"/>
             </w:rPr>
           </w:pPr>
-          <w:hyperlink w:anchor="_Toc241307599" w:history="1">
+          <w:hyperlink w:anchor="_Toc241309970" w:history="1">
             <w:r>
               <w:rPr>
                 <w:rStyle w:val="Hyperlink"/>
@@ -1788,7 +1986,7 @@
               <w:rPr>
                 <w:noProof/>
               </w:rPr>
-              <w:instrText xml:space="preserve"> PAGEREF _Toc241307599 \h </w:instrText>
+              <w:instrText xml:space="preserve"> PAGEREF _Toc241309970 \h </w:instrText>
             </w:r>
             <w:r>
               <w:rPr>
@@ -1830,7 +2028,7 @@
               <w14:ligatures w14:val="standardContextual"/>
             </w:rPr>
           </w:pPr>
-          <w:hyperlink w:anchor="_Toc241307600" w:history="1">
+          <w:hyperlink w:anchor="_Toc241309971" w:history="1">
             <w:r>
               <w:rPr>
                 <w:rStyle w:val="Hyperlink"/>
@@ -1854,7 +2052,7 @@
               <w:rPr>
                 <w:noProof/>
               </w:rPr>
-              <w:instrText xml:space="preserve"> PAGEREF _Toc241307600 \h </w:instrText>
+              <w:instrText xml:space="preserve"> PAGEREF _Toc241309971 \h </w:instrText>
             </w:r>
             <w:r>
               <w:rPr>
@@ -1896,7 +2094,7 @@
               <w14:ligatures w14:val="standardContextual"/>
             </w:rPr>
           </w:pPr>
-          <w:hyperlink w:anchor="_Toc241307601" w:history="1">
+          <w:hyperlink w:anchor="_Toc241309972" w:history="1">
             <w:r>
               <w:rPr>
                 <w:rStyle w:val="Hyperlink"/>
@@ -1920,7 +2118,7 @@
               <w:rPr>
                 <w:noProof/>
               </w:rPr>
-              <w:instrText xml:space="preserve"> PAGEREF _Toc241307601 \h </w:instrText>
+              <w:instrText xml:space="preserve"> PAGEREF _Toc241309972 \h </w:instrText>
             </w:r>
             <w:r>
               <w:rPr>
@@ -1937,7 +2135,7 @@
               <w:rPr>
                 <w:noProof/>
               </w:rPr>
-              <w:t>9</w:t>
+              <w:t>10</w:t>
             </w:r>
             <w:r>
               <w:rPr>
@@ -1962,7 +2160,7 @@
               <w14:ligatures w14:val="standardContextual"/>
             </w:rPr>
           </w:pPr>
-          <w:hyperlink w:anchor="_Toc241307602" w:history="1">
+          <w:hyperlink w:anchor="_Toc241309973" w:history="1">
             <w:r>
               <w:rPr>
                 <w:rStyle w:val="Hyperlink"/>
@@ -1986,7 +2184,7 @@
               <w:rPr>
                 <w:noProof/>
               </w:rPr>
-              <w:instrText xml:space="preserve"> PAGEREF _Toc241307602 \h </w:instrText>
+              <w:instrText xml:space="preserve"> PAGEREF _Toc241309973 \h </w:instrText>
             </w:r>
             <w:r>
               <w:rPr>
@@ -2003,7 +2201,7 @@
               <w:rPr>
                 <w:noProof/>
               </w:rPr>
-              <w:t>9</w:t>
+              <w:t>10</w:t>
             </w:r>
             <w:r>
               <w:rPr>
@@ -2028,7 +2226,7 @@
               <w14:ligatures w14:val="standardContextual"/>
             </w:rPr>
           </w:pPr>
-          <w:hyperlink w:anchor="_Toc241307603" w:history="1">
+          <w:hyperlink w:anchor="_Toc241309974" w:history="1">
             <w:r>
               <w:rPr>
                 <w:rStyle w:val="Hyperlink"/>
@@ -2052,7 +2250,7 @@
               <w:rPr>
                 <w:noProof/>
               </w:rPr>
-              <w:instrText xml:space="preserve"> PAGEREF _Toc241307603 \h </w:instrText>
+              <w:instrText xml:space="preserve"> PAGEREF _Toc241309974 \h </w:instrText>
             </w:r>
             <w:r>
               <w:rPr>
@@ -2094,7 +2292,7 @@
               <w14:ligatures w14:val="standardContextual"/>
             </w:rPr>
           </w:pPr>
-          <w:hyperlink w:anchor="_Toc241307604" w:history="1">
+          <w:hyperlink w:anchor="_Toc241309975" w:history="1">
             <w:r>
               <w:rPr>
                 <w:rStyle w:val="Hyperlink"/>
@@ -2118,7 +2316,7 @@
               <w:rPr>
                 <w:noProof/>
               </w:rPr>
-              <w:instrText xml:space="preserve"> PAGEREF _Toc241307604 \h </w:instrText>
+              <w:instrText xml:space="preserve"> PAGEREF _Toc241309975 \h </w:instrText>
             </w:r>
             <w:r>
               <w:rPr>
@@ -2135,7 +2333,7 @@
               <w:rPr>
                 <w:noProof/>
               </w:rPr>
-              <w:t>10</w:t>
+              <w:t>11</w:t>
             </w:r>
             <w:r>
               <w:rPr>
@@ -2160,7 +2358,7 @@
               <w14:ligatures w14:val="standardContextual"/>
             </w:rPr>
           </w:pPr>
-          <w:hyperlink w:anchor="_Toc241307605" w:history="1">
+          <w:hyperlink w:anchor="_Toc241309976" w:history="1">
             <w:r>
               <w:rPr>
                 <w:rStyle w:val="Hyperlink"/>
@@ -2184,7 +2382,7 @@
               <w:rPr>
                 <w:noProof/>
               </w:rPr>
-              <w:instrText xml:space="preserve"> PAGEREF _Toc241307605 \h </w:instrText>
+              <w:instrText xml:space="preserve"> PAGEREF _Toc241309976 \h </w:instrText>
             </w:r>
             <w:r>
               <w:rPr>
@@ -2201,7 +2399,7 @@
               <w:rPr>
                 <w:noProof/>
               </w:rPr>
-              <w:t>10</w:t>
+              <w:t>11</w:t>
             </w:r>
             <w:r>
               <w:rPr>
@@ -2226,7 +2424,7 @@
               <w14:ligatures w14:val="standardContextual"/>
             </w:rPr>
           </w:pPr>
-          <w:hyperlink w:anchor="_Toc241307606" w:history="1">
+          <w:hyperlink w:anchor="_Toc241309977" w:history="1">
             <w:r>
               <w:rPr>
                 <w:rStyle w:val="Hyperlink"/>
@@ -2250,7 +2448,7 @@
               <w:rPr>
                 <w:noProof/>
               </w:rPr>
-              <w:instrText xml:space="preserve"> PAGEREF _Toc241307606 \h </w:instrText>
+              <w:instrText xml:space="preserve"> PAGEREF _Toc241309977 \h </w:instrText>
             </w:r>
             <w:r>
               <w:rPr>
@@ -2267,7 +2465,7 @@
               <w:rPr>
                 <w:noProof/>
               </w:rPr>
-              <w:t>10</w:t>
+              <w:t>11</w:t>
             </w:r>
             <w:r>
               <w:rPr>
@@ -2292,7 +2490,7 @@
               <w14:ligatures w14:val="standardContextual"/>
             </w:rPr>
           </w:pPr>
-          <w:hyperlink w:anchor="_Toc241307607" w:history="1">
+          <w:hyperlink w:anchor="_Toc241309978" w:history="1">
             <w:r>
               <w:rPr>
                 <w:rStyle w:val="Hyperlink"/>
@@ -2316,7 +2514,7 @@
               <w:rPr>
                 <w:noProof/>
               </w:rPr>
-              <w:instrText xml:space="preserve"> PAGEREF _Toc241307607 \h </w:instrText>
+              <w:instrText xml:space="preserve"> PAGEREF _Toc241309978 \h </w:instrText>
             </w:r>
             <w:r>
               <w:rPr>
@@ -2333,7 +2531,7 @@
               <w:rPr>
                 <w:noProof/>
               </w:rPr>
-              <w:t>10</w:t>
+              <w:t>11</w:t>
             </w:r>
             <w:r>
               <w:rPr>
@@ -2358,7 +2556,7 @@
               <w14:ligatures w14:val="standardContextual"/>
             </w:rPr>
           </w:pPr>
-          <w:hyperlink w:anchor="_Toc241307608" w:history="1">
+          <w:hyperlink w:anchor="_Toc241309979" w:history="1">
             <w:r>
               <w:rPr>
                 <w:rStyle w:val="Hyperlink"/>
@@ -2382,7 +2580,7 @@
               <w:rPr>
                 <w:noProof/>
               </w:rPr>
-              <w:instrText xml:space="preserve"> PAGEREF _Toc241307608 \h </w:instrText>
+              <w:instrText xml:space="preserve"> PAGEREF _Toc241309979 \h </w:instrText>
             </w:r>
             <w:r>
               <w:rPr>
@@ -2399,7 +2597,7 @@
               <w:rPr>
                 <w:noProof/>
               </w:rPr>
-              <w:t>10</w:t>
+              <w:t>11</w:t>
             </w:r>
             <w:r>
               <w:rPr>
@@ -2424,7 +2622,7 @@
               <w14:ligatures w14:val="standardContextual"/>
             </w:rPr>
           </w:pPr>
-          <w:hyperlink w:anchor="_Toc241307609" w:history="1">
+          <w:hyperlink w:anchor="_Toc241309980" w:history="1">
             <w:r>
               <w:rPr>
                 <w:rStyle w:val="Hyperlink"/>
@@ -2448,7 +2646,7 @@
               <w:rPr>
                 <w:noProof/>
               </w:rPr>
-              <w:instrText xml:space="preserve"> PAGEREF _Toc241307609 \h </w:instrText>
+              <w:instrText xml:space="preserve"> PAGEREF _Toc241309980 \h </w:instrText>
             </w:r>
             <w:r>
               <w:rPr>
@@ -2490,7 +2688,7 @@
               <w14:ligatures w14:val="standardContextual"/>
             </w:rPr>
           </w:pPr>
-          <w:hyperlink w:anchor="_Toc241307610" w:history="1">
+          <w:hyperlink w:anchor="_Toc241309981" w:history="1">
             <w:r>
               <w:rPr>
                 <w:rStyle w:val="Hyperlink"/>
@@ -2514,7 +2712,7 @@
               <w:rPr>
                 <w:noProof/>
               </w:rPr>
-              <w:instrText xml:space="preserve"> PAGEREF _Toc241307610 \h </w:instrText>
+              <w:instrText xml:space="preserve"> PAGEREF _Toc241309981 \h </w:instrText>
             </w:r>
             <w:r>
               <w:rPr>
@@ -2531,7 +2729,7 @@
               <w:rPr>
                 <w:noProof/>
               </w:rPr>
-              <w:t>11</w:t>
+              <w:t>12</w:t>
             </w:r>
             <w:r>
               <w:rPr>
@@ -2556,7 +2754,7 @@
               <w14:ligatures w14:val="standardContextual"/>
             </w:rPr>
           </w:pPr>
-          <w:hyperlink w:anchor="_Toc241307611" w:history="1">
+          <w:hyperlink w:anchor="_Toc241309982" w:history="1">
             <w:r>
               <w:rPr>
                 <w:rStyle w:val="Hyperlink"/>
@@ -2580,7 +2778,7 @@
               <w:rPr>
                 <w:noProof/>
               </w:rPr>
-              <w:instrText xml:space="preserve"> PAGEREF _Toc241307611 \h </w:instrText>
+              <w:instrText xml:space="preserve"> PAGEREF _Toc241309982 \h </w:instrText>
             </w:r>
             <w:r>
               <w:rPr>
@@ -2597,7 +2795,7 @@
               <w:rPr>
                 <w:noProof/>
               </w:rPr>
-              <w:t>11</w:t>
+              <w:t>12</w:t>
             </w:r>
             <w:r>
               <w:rPr>
@@ -2622,7 +2820,7 @@
               <w14:ligatures w14:val="standardContextual"/>
             </w:rPr>
           </w:pPr>
-          <w:hyperlink w:anchor="_Toc241307612" w:history="1">
+          <w:hyperlink w:anchor="_Toc241309983" w:history="1">
             <w:r>
               <w:rPr>
                 <w:rStyle w:val="Hyperlink"/>
@@ -2646,7 +2844,7 @@
               <w:rPr>
                 <w:noProof/>
               </w:rPr>
-              <w:instrText xml:space="preserve"> PAGEREF _Toc241307612 \h </w:instrText>
+              <w:instrText xml:space="preserve"> PAGEREF _Toc241309983 \h </w:instrText>
             </w:r>
             <w:r>
               <w:rPr>
@@ -2663,7 +2861,7 @@
               <w:rPr>
                 <w:noProof/>
               </w:rPr>
-              <w:t>11</w:t>
+              <w:t>12</w:t>
             </w:r>
             <w:r>
               <w:rPr>
@@ -2688,7 +2886,7 @@
               <w14:ligatures w14:val="standardContextual"/>
             </w:rPr>
           </w:pPr>
-          <w:hyperlink w:anchor="_Toc241307613" w:history="1">
+          <w:hyperlink w:anchor="_Toc241309984" w:history="1">
             <w:r>
               <w:rPr>
                 <w:rStyle w:val="Hyperlink"/>
@@ -2712,7 +2910,7 @@
               <w:rPr>
                 <w:noProof/>
               </w:rPr>
-              <w:instrText xml:space="preserve"> PAGEREF _Toc241307613 \h </w:instrText>
+              <w:instrText xml:space="preserve"> PAGEREF _Toc241309984 \h </w:instrText>
             </w:r>
             <w:r>
               <w:rPr>
@@ -2729,7 +2927,7 @@
               <w:rPr>
                 <w:noProof/>
               </w:rPr>
-              <w:t>12</w:t>
+              <w:t>13</w:t>
             </w:r>
             <w:r>
               <w:rPr>
@@ -2754,7 +2952,7 @@
               <w14:ligatures w14:val="standardContextual"/>
             </w:rPr>
           </w:pPr>
-          <w:hyperlink w:anchor="_Toc241307614" w:history="1">
+          <w:hyperlink w:anchor="_Toc241309985" w:history="1">
             <w:r>
               <w:rPr>
                 <w:rStyle w:val="Hyperlink"/>
@@ -2778,7 +2976,7 @@
               <w:rPr>
                 <w:noProof/>
               </w:rPr>
-              <w:instrText xml:space="preserve"> PAGEREF _Toc241307614 \h </w:instrText>
+              <w:instrText xml:space="preserve"> PAGEREF _Toc241309985 \h </w:instrText>
             </w:r>
             <w:r>
               <w:rPr>
@@ -2795,7 +2993,7 @@
               <w:rPr>
                 <w:noProof/>
               </w:rPr>
-              <w:t>12</w:t>
+              <w:t>13</w:t>
             </w:r>
             <w:r>
               <w:rPr>
@@ -2807,7 +3005,6 @@
         </w:p>
         <w:p>
           <w:r>
-            <w:lastRenderedPageBreak/>
             <w:fldChar w:fldCharType="end"/>
           </w:r>
         </w:p>
@@ -2817,7 +3014,7 @@
       <w:pPr>
         <w:pStyle w:val="Heading1"/>
       </w:pPr>
-      <w:bookmarkStart w:id="0" w:name="_Toc241307577"/>
+      <w:bookmarkStart w:id="0" w:name="_Toc241309945"/>
       <w:r>
         <w:t>1. Introduction</w:t>
       </w:r>
@@ -2907,7 +3104,7 @@
       <w:pPr>
         <w:pStyle w:val="Heading2"/>
       </w:pPr>
-      <w:bookmarkStart w:id="1" w:name="_Toc241307578"/>
+      <w:bookmarkStart w:id="1" w:name="_Toc241309946"/>
       <w:r>
         <w:t>1.1 Board summary</w:t>
       </w:r>
@@ -2935,12 +3132,6 @@
         <w:gridCol w:w="7362"/>
       </w:tblGrid>
       <w:tr>
-        <w:tblPrEx>
-          <w:tblCellMar>
-            <w:top w:w="0" w:type="dxa"/>
-            <w:bottom w:w="0" w:type="dxa"/>
-          </w:tblCellMar>
-        </w:tblPrEx>
         <w:trPr>
           <w:tblHeader/>
         </w:trPr>
@@ -2994,12 +3185,6 @@
         </w:tc>
       </w:tr>
       <w:tr>
-        <w:tblPrEx>
-          <w:tblCellMar>
-            <w:top w:w="0" w:type="dxa"/>
-            <w:bottom w:w="0" w:type="dxa"/>
-          </w:tblCellMar>
-        </w:tblPrEx>
         <w:tc>
           <w:tcPr>
             <w:tcW w:w="0" w:type="auto"/>
@@ -3044,12 +3229,6 @@
         </w:tc>
       </w:tr>
       <w:tr>
-        <w:tblPrEx>
-          <w:tblCellMar>
-            <w:top w:w="0" w:type="dxa"/>
-            <w:bottom w:w="0" w:type="dxa"/>
-          </w:tblCellMar>
-        </w:tblPrEx>
         <w:tc>
           <w:tcPr>
             <w:tcW w:w="0" w:type="auto"/>
@@ -3094,12 +3273,6 @@
         </w:tc>
       </w:tr>
       <w:tr>
-        <w:tblPrEx>
-          <w:tblCellMar>
-            <w:top w:w="0" w:type="dxa"/>
-            <w:bottom w:w="0" w:type="dxa"/>
-          </w:tblCellMar>
-        </w:tblPrEx>
         <w:tc>
           <w:tcPr>
             <w:tcW w:w="0" w:type="auto"/>
@@ -3144,12 +3317,6 @@
         </w:tc>
       </w:tr>
       <w:tr>
-        <w:tblPrEx>
-          <w:tblCellMar>
-            <w:top w:w="0" w:type="dxa"/>
-            <w:bottom w:w="0" w:type="dxa"/>
-          </w:tblCellMar>
-        </w:tblPrEx>
         <w:tc>
           <w:tcPr>
             <w:tcW w:w="0" w:type="auto"/>
@@ -3194,12 +3361,6 @@
         </w:tc>
       </w:tr>
       <w:tr>
-        <w:tblPrEx>
-          <w:tblCellMar>
-            <w:top w:w="0" w:type="dxa"/>
-            <w:bottom w:w="0" w:type="dxa"/>
-          </w:tblCellMar>
-        </w:tblPrEx>
         <w:tc>
           <w:tcPr>
             <w:tcW w:w="0" w:type="auto"/>
@@ -3244,12 +3405,6 @@
         </w:tc>
       </w:tr>
       <w:tr>
-        <w:tblPrEx>
-          <w:tblCellMar>
-            <w:top w:w="0" w:type="dxa"/>
-            <w:bottom w:w="0" w:type="dxa"/>
-          </w:tblCellMar>
-        </w:tblPrEx>
         <w:tc>
           <w:tcPr>
             <w:tcW w:w="0" w:type="auto"/>
@@ -3294,12 +3449,6 @@
         </w:tc>
       </w:tr>
       <w:tr>
-        <w:tblPrEx>
-          <w:tblCellMar>
-            <w:top w:w="0" w:type="dxa"/>
-            <w:bottom w:w="0" w:type="dxa"/>
-          </w:tblCellMar>
-        </w:tblPrEx>
         <w:tc>
           <w:tcPr>
             <w:tcW w:w="0" w:type="auto"/>
@@ -3348,8 +3497,9 @@
       <w:pPr>
         <w:pStyle w:val="Heading2"/>
       </w:pPr>
-      <w:bookmarkStart w:id="2" w:name="_Toc241307579"/>
-      <w:r>
+      <w:bookmarkStart w:id="2" w:name="_Toc241309947"/>
+      <w:r>
+        <w:lastRenderedPageBreak/>
         <w:t>1.2 What you need</w:t>
       </w:r>
       <w:bookmarkEnd w:id="2"/>
@@ -3377,7 +3527,6 @@
         <w:spacing w:after="60"/>
       </w:pPr>
       <w:r>
-        <w:lastRenderedPageBreak/>
         <w:t>Arduino IDE 2.x, or Visual Studio Code with the PlatformIO extension, to build the firmware.</w:t>
       </w:r>
     </w:p>
@@ -3424,7 +3573,7 @@
       <w:pPr>
         <w:pStyle w:val="Heading1"/>
       </w:pPr>
-      <w:bookmarkStart w:id="3" w:name="_Toc241307580"/>
+      <w:bookmarkStart w:id="3" w:name="_Toc241309948"/>
       <w:r>
         <w:t>2. Repository Layout</w:t>
       </w:r>
@@ -3690,7 +3839,7 @@
       <w:pPr>
         <w:pStyle w:val="Heading1"/>
       </w:pPr>
-      <w:bookmarkStart w:id="4" w:name="_Toc241307581"/>
+      <w:bookmarkStart w:id="4" w:name="_Toc241309949"/>
       <w:r>
         <w:t>3. Hardware Design in KiCad</w:t>
       </w:r>
@@ -3708,7 +3857,7 @@
       <w:pPr>
         <w:pStyle w:val="Heading2"/>
       </w:pPr>
-      <w:bookmarkStart w:id="5" w:name="_Toc241307582"/>
+      <w:bookmarkStart w:id="5" w:name="_Toc241309950"/>
       <w:r>
         <w:t>3.1 Opening the project</w:t>
       </w:r>
@@ -3770,7 +3919,7 @@
       <w:pPr>
         <w:pStyle w:val="Heading2"/>
       </w:pPr>
-      <w:bookmarkStart w:id="6" w:name="_Toc241307583"/>
+      <w:bookmarkStart w:id="6" w:name="_Toc241309951"/>
       <w:r>
         <w:t>3.2 Creating a schematic symbol</w:t>
       </w:r>
@@ -3828,6 +3977,7 @@
         <w:spacing w:after="60"/>
       </w:pPr>
       <w:r>
+        <w:lastRenderedPageBreak/>
         <w:t>Choose File &gt; New Symbol. Give it a name and a reference designator prefix - U for modules and integrated circuits, D for LEDs, R for resistors.</w:t>
       </w:r>
     </w:p>
@@ -3841,7 +3991,6 @@
         <w:spacing w:after="60"/>
       </w:pPr>
       <w:r>
-        <w:lastRenderedPageBreak/>
         <w:t>Draw the body with Place &gt; Rectangle.</w:t>
       </w:r>
     </w:p>
@@ -3927,12 +4076,6 @@
         <w:gridCol w:w="6658"/>
       </w:tblGrid>
       <w:tr>
-        <w:tblPrEx>
-          <w:tblCellMar>
-            <w:top w:w="0" w:type="dxa"/>
-            <w:bottom w:w="0" w:type="dxa"/>
-          </w:tblCellMar>
-        </w:tblPrEx>
         <w:trPr>
           <w:tblHeader/>
         </w:trPr>
@@ -4010,12 +4153,6 @@
         </w:tc>
       </w:tr>
       <w:tr>
-        <w:tblPrEx>
-          <w:tblCellMar>
-            <w:top w:w="0" w:type="dxa"/>
-            <w:bottom w:w="0" w:type="dxa"/>
-          </w:tblCellMar>
-        </w:tblPrEx>
         <w:tc>
           <w:tcPr>
             <w:tcW w:w="0" w:type="auto"/>
@@ -4081,12 +4218,6 @@
         </w:tc>
       </w:tr>
       <w:tr>
-        <w:tblPrEx>
-          <w:tblCellMar>
-            <w:top w:w="0" w:type="dxa"/>
-            <w:bottom w:w="0" w:type="dxa"/>
-          </w:tblCellMar>
-        </w:tblPrEx>
         <w:tc>
           <w:tcPr>
             <w:tcW w:w="0" w:type="auto"/>
@@ -4152,12 +4283,6 @@
         </w:tc>
       </w:tr>
       <w:tr>
-        <w:tblPrEx>
-          <w:tblCellMar>
-            <w:top w:w="0" w:type="dxa"/>
-            <w:bottom w:w="0" w:type="dxa"/>
-          </w:tblCellMar>
-        </w:tblPrEx>
         <w:tc>
           <w:tcPr>
             <w:tcW w:w="0" w:type="auto"/>
@@ -4227,7 +4352,7 @@
       <w:pPr>
         <w:pStyle w:val="Heading2"/>
       </w:pPr>
-      <w:bookmarkStart w:id="7" w:name="_Toc241307584"/>
+      <w:bookmarkStart w:id="7" w:name="_Toc241309952"/>
       <w:r>
         <w:t>3.3 Creating a footprint</w:t>
       </w:r>
@@ -4363,12 +4488,6 @@
         <w:gridCol w:w="3944"/>
       </w:tblGrid>
       <w:tr>
-        <w:tblPrEx>
-          <w:tblCellMar>
-            <w:top w:w="0" w:type="dxa"/>
-            <w:bottom w:w="0" w:type="dxa"/>
-          </w:tblCellMar>
-        </w:tblPrEx>
         <w:trPr>
           <w:tblHeader/>
         </w:trPr>
@@ -4446,12 +4565,6 @@
         </w:tc>
       </w:tr>
       <w:tr>
-        <w:tblPrEx>
-          <w:tblCellMar>
-            <w:top w:w="0" w:type="dxa"/>
-            <w:bottom w:w="0" w:type="dxa"/>
-          </w:tblCellMar>
-        </w:tblPrEx>
         <w:tc>
           <w:tcPr>
             <w:tcW w:w="0" w:type="auto"/>
@@ -4517,12 +4630,6 @@
         </w:tc>
       </w:tr>
       <w:tr>
-        <w:tblPrEx>
-          <w:tblCellMar>
-            <w:top w:w="0" w:type="dxa"/>
-            <w:bottom w:w="0" w:type="dxa"/>
-          </w:tblCellMar>
-        </w:tblPrEx>
         <w:tc>
           <w:tcPr>
             <w:tcW w:w="0" w:type="auto"/>
@@ -4588,12 +4695,6 @@
         </w:tc>
       </w:tr>
       <w:tr>
-        <w:tblPrEx>
-          <w:tblCellMar>
-            <w:top w:w="0" w:type="dxa"/>
-            <w:bottom w:w="0" w:type="dxa"/>
-          </w:tblCellMar>
-        </w:tblPrEx>
         <w:tc>
           <w:tcPr>
             <w:tcW w:w="0" w:type="auto"/>
@@ -4659,12 +4760,6 @@
         </w:tc>
       </w:tr>
       <w:tr>
-        <w:tblPrEx>
-          <w:tblCellMar>
-            <w:top w:w="0" w:type="dxa"/>
-            <w:bottom w:w="0" w:type="dxa"/>
-          </w:tblCellMar>
-        </w:tblPrEx>
         <w:tc>
           <w:tcPr>
             <w:tcW w:w="0" w:type="auto"/>
@@ -4759,7 +4854,7 @@
       <w:pPr>
         <w:pStyle w:val="Heading2"/>
       </w:pPr>
-      <w:bookmarkStart w:id="8" w:name="_Toc241307585"/>
+      <w:bookmarkStart w:id="8" w:name="_Toc241309953"/>
       <w:r>
         <w:t>3.4 Assigning footprints to symbols</w:t>
       </w:r>
@@ -4777,7 +4872,7 @@
       <w:pPr>
         <w:pStyle w:val="Heading3"/>
       </w:pPr>
-      <w:bookmarkStart w:id="9" w:name="_Toc241307586"/>
+      <w:bookmarkStart w:id="9" w:name="_Toc241309954"/>
       <w:r>
         <w:t>Using the symbol properties</w:t>
       </w:r>
@@ -4793,6 +4888,7 @@
         <w:spacing w:after="60"/>
       </w:pPr>
       <w:r>
+        <w:lastRenderedPageBreak/>
         <w:t>In the schematic, double-click the symbol.</w:t>
       </w:r>
     </w:p>
@@ -4819,7 +4915,6 @@
         <w:spacing w:after="60"/>
       </w:pPr>
       <w:r>
-        <w:lastRenderedPageBreak/>
         <w:t>Pick the footprint and click OK.</w:t>
       </w:r>
     </w:p>
@@ -4827,7 +4922,7 @@
       <w:pPr>
         <w:pStyle w:val="Heading3"/>
       </w:pPr>
-      <w:bookmarkStart w:id="10" w:name="_Toc241307587"/>
+      <w:bookmarkStart w:id="10" w:name="_Toc241309955"/>
       <w:r>
         <w:t>Using the assignment tool</w:t>
       </w:r>
@@ -4914,7 +5009,7 @@
       <w:pPr>
         <w:pStyle w:val="Heading2"/>
       </w:pPr>
-      <w:bookmarkStart w:id="11" w:name="_Toc241307588"/>
+      <w:bookmarkStart w:id="11" w:name="_Toc241309956"/>
       <w:r>
         <w:t>3.5 Importing an image onto the silkscreen</w:t>
       </w:r>
@@ -4932,7 +5027,7 @@
       <w:pPr>
         <w:pStyle w:val="Heading3"/>
       </w:pPr>
-      <w:bookmarkStart w:id="12" w:name="_Toc241307589"/>
+      <w:bookmarkStart w:id="12" w:name="_Toc241309957"/>
       <w:r>
         <w:t>Using the KiCad Image Converter</w:t>
       </w:r>
@@ -5026,7 +5121,7 @@
         <w:spacing w:after="60"/>
       </w:pPr>
       <w:r>
-        <w:t>Click Export to File and save the result inside your project footprint library folder, memento.pretty.</w:t>
+        <w:t>Click Export to File and save the result inside your project footprint library folder, memento.pretty. KiCad only loads footprints that sit inside a folder listed in fp-lib-table, so a file saved anywhere else - the project root included - will not be found.</w:t>
       </w:r>
     </w:p>
     <w:p>
@@ -5039,7 +5134,7 @@
         <w:spacing w:after="60"/>
       </w:pPr>
       <w:r>
-        <w:t>In the PCB editor, choose Place &gt; Add Footprint, pick the new footprint from the memento library and click to place it.</w:t>
+        <w:t>In the PCB editor, choose Place &gt; Place Footprints (shortcut A), pick the new footprint from the memento library and click to place it. On KiCad 8 and earlier the same command is named Add Footprint.</w:t>
       </w:r>
     </w:p>
     <w:p>
@@ -5073,7 +5168,7 @@
         <w:spacing w:after="60"/>
       </w:pPr>
       <w:r>
-        <w:t>Check the smallest details against your fabricator’s minimum silkscreen line width, usually about 0.15 mm. Fine lines below that fill in when printed, so scale the logo up if detail is being lost.</w:t>
+        <w:t>Check the smallest details against your fabricator's minimum silkscreen line width, usually about 0.15 mm. Fine lines below that fill in when printed, so scale the logo up if detail is being lost.</w:t>
       </w:r>
     </w:p>
     <w:p>
@@ -5105,9 +5200,9 @@
       <w:pPr>
         <w:pStyle w:val="Heading3"/>
       </w:pPr>
-      <w:bookmarkStart w:id="13" w:name="_Toc241307590"/>
-      <w:r>
-        <w:t>Placing an image for reference only</w:t>
+      <w:bookmarkStart w:id="13" w:name="_Toc241309958"/>
+      <w:r>
+        <w:t>If the new footprint does not appear in the chooser</w:t>
       </w:r>
       <w:bookmarkEnd w:id="13"/>
     </w:p>
@@ -5116,25 +5211,7 @@
         <w:spacing w:after="120"/>
       </w:pPr>
       <w:r>
-        <w:t>If you only want a picture as a guide - a mechanical drawing or a layout sketch - use Place &gt; Add Image in the PCB or schematic editor. Reference images are shown in the editor but are not plotted to the fabrication outputs, so they never appear on the finished board.</w:t>
-      </w:r>
-    </w:p>
-    <w:p>
-      <w:pPr>
-        <w:pStyle w:val="Heading2"/>
-      </w:pPr>
-      <w:bookmarkStart w:id="14" w:name="_Toc241307591"/>
-      <w:r>
-        <w:t>3.6 Updating the PCB from the schematic</w:t>
-      </w:r>
-      <w:bookmarkEnd w:id="14"/>
-    </w:p>
-    <w:p>
-      <w:pPr>
-        <w:spacing w:after="120"/>
-      </w:pPr>
-      <w:r>
-        <w:t>The schematic is the source of truth. The board is brought into line with it rather than edited independently.</w:t>
+        <w:t>Two causes account for nearly every case.</w:t>
       </w:r>
     </w:p>
     <w:p>
@@ -5147,8 +5224,11 @@
         <w:spacing w:after="60"/>
       </w:pPr>
       <w:r>
+        <w:t xml:space="preserve">The file was saved outside the library folder. The Image Converter reuses the last folder you exported to, which is often the project root. A loose .kicad_mod file is </w:t>
+      </w:r>
+      <w:r>
         <w:lastRenderedPageBreak/>
-        <w:t>Draw the circuit in the schematic editor. Place symbols with Place &gt; Add Symbol, wire them with Place &gt; Wire, and add power symbols for the supply nets.</w:t>
+        <w:t>never picked up on its own; move it into memento.pretty and it appears in the chooser under the memento library.</w:t>
       </w:r>
     </w:p>
     <w:p>
@@ -5161,59 +5241,7 @@
         <w:spacing w:after="60"/>
       </w:pPr>
       <w:r>
-        <w:t>Annotate the sheet with Tools &gt; Annotate Schematic so every part gets a unique reference designator.</w:t>
-      </w:r>
-    </w:p>
-    <w:p>
-      <w:pPr>
-        <w:pStyle w:val="ListParagraph"/>
-        <w:numPr>
-          <w:ilvl w:val="0"/>
-          <w:numId w:val="2"/>
-        </w:numPr>
-        <w:spacing w:after="60"/>
-      </w:pPr>
-      <w:r>
-        <w:t>Run the Electrical Rules Check with Inspect &gt; Electrical Rules Checker and clear anything real.</w:t>
-      </w:r>
-    </w:p>
-    <w:p>
-      <w:pPr>
-        <w:pStyle w:val="ListParagraph"/>
-        <w:numPr>
-          <w:ilvl w:val="0"/>
-          <w:numId w:val="2"/>
-        </w:numPr>
-        <w:spacing w:after="60"/>
-      </w:pPr>
-      <w:r>
-        <w:t>Save the schematic.</w:t>
-      </w:r>
-    </w:p>
-    <w:p>
-      <w:pPr>
-        <w:pStyle w:val="ListParagraph"/>
-        <w:numPr>
-          <w:ilvl w:val="0"/>
-          <w:numId w:val="2"/>
-        </w:numPr>
-        <w:spacing w:after="60"/>
-      </w:pPr>
-      <w:r>
-        <w:t>In the PCB editor choose Tools &gt; Update PCB from Schematic, or press F8.</w:t>
-      </w:r>
-    </w:p>
-    <w:p>
-      <w:pPr>
-        <w:pStyle w:val="ListParagraph"/>
-        <w:numPr>
-          <w:ilvl w:val="0"/>
-          <w:numId w:val="2"/>
-        </w:numPr>
-        <w:spacing w:after="60"/>
-      </w:pPr>
-      <w:r>
-        <w:t>Review the list of changes and click Update PCB. New footprints appear at the cursor for you to place.</w:t>
+        <w:t>The library cache is stale. KiCad keeps an fp-info-cache file beside the project and does not always notice footprints added from outside the editor. Open Preferences &gt; Manage Footprint Libraries and click OK to force a rescan, or close and reopen the PCB editor.</w:t>
       </w:r>
     </w:p>
     <w:p>
@@ -5238,25 +5266,137 @@
           <w:sz w:val="20"/>
           <w:szCs w:val="20"/>
         </w:rPr>
-        <w:t>KiCad links each symbol to its footprint by a hidden unique identifier, not by the reference designator. That is why renaming a part does not break the link, and why a footprint added directly to the board with no symbol behind it must be marked board-only.</w:t>
+        <w:t>KiCad names the library entry after the file, not after the name written inside it. A file saved as aid_iot_logo.kicad_mod is listed as aid_iot_logo even though the converter wrote (footprint "LOGO") on the first line. Rename the two to match so the library stays readable.</w:t>
+      </w:r>
+    </w:p>
+    <w:p>
+      <w:pPr>
+        <w:pStyle w:val="Heading3"/>
+      </w:pPr>
+      <w:bookmarkStart w:id="14" w:name="_Toc241309959"/>
+      <w:r>
+        <w:t>Putting a logo on the schematic</w:t>
+      </w:r>
+      <w:bookmarkEnd w:id="14"/>
+    </w:p>
+    <w:p>
+      <w:pPr>
+        <w:spacing w:after="120"/>
+      </w:pPr>
+      <w:r>
+        <w:t>The same converter can emit a schematic symbol instead: choose Symbol (.kicad_sym) under Output Format and export. A symbol library is a single .kicad_sym file rather than a folder, and it has to be registered before the symbol chooser will list it. In the schematic editor open Preferences &gt; Manage Symbol Libraries, add the file on the Project Specific Libraries tab and give it a nickname; this writes a line into sym-lib-table beside the project.</w:t>
+      </w:r>
+    </w:p>
+    <w:p>
+      <w:pPr>
+        <w:spacing w:after="120"/>
+      </w:pPr>
+      <w:r>
+        <w:t>A logo symbol has no pins. Mark it Exclude from bill of materials and Exclude from board in its properties so it never reaches the netlist.</w:t>
+      </w:r>
+    </w:p>
+    <w:p>
+      <w:pPr>
+        <w:pStyle w:val="Heading3"/>
+      </w:pPr>
+      <w:bookmarkStart w:id="15" w:name="_Toc241309960"/>
+      <w:r>
+        <w:t>Cleaner outlines with logo2fp.py</w:t>
+      </w:r>
+      <w:bookmarkEnd w:id="15"/>
+    </w:p>
+    <w:p>
+      <w:pPr>
+        <w:spacing w:after="120"/>
+      </w:pPr>
+      <w:r>
+        <w:t>The Image Converter works from a black and white threshold, which rounds off fine detail. This project also carries hw/tools/logo2fp.py, which traces the ink boundary directly and writes one filled polygon per outline, folding enclosed gaps back into their parent shape. It holds edges better at small sizes. Run it from the hw folder:</w:t>
+      </w:r>
+    </w:p>
+    <w:p>
+      <w:pPr>
+        <w:shd w:val="clear" w:color="auto" w:fill="F2F3F5"/>
+        <w:spacing w:before="80"/>
+      </w:pPr>
+      <w:r>
+        <w:rPr>
+          <w:rFonts w:ascii="Consolas" w:eastAsia="Consolas" w:hAnsi="Consolas" w:cs="Consolas"/>
+          <w:sz w:val="18"/>
+          <w:szCs w:val="18"/>
+        </w:rPr>
+        <w:t>python tools/logo2fp.py assets/logo_poornima.png \</w:t>
+      </w:r>
+    </w:p>
+    <w:p>
+      <w:pPr>
+        <w:shd w:val="clear" w:color="auto" w:fill="F2F3F5"/>
+        <w:spacing w:before="80"/>
+      </w:pPr>
+      <w:r>
+        <w:rPr>
+          <w:rFonts w:ascii="Consolas" w:eastAsia="Consolas" w:hAnsi="Consolas" w:cs="Consolas"/>
+          <w:sz w:val="18"/>
+          <w:szCs w:val="18"/>
+        </w:rPr>
+        <w:t xml:space="preserve">  memento.pretty/Logo_Poornima_80x48.kicad_mod \</w:t>
+      </w:r>
+    </w:p>
+    <w:p>
+      <w:pPr>
+        <w:shd w:val="clear" w:color="auto" w:fill="F2F3F5"/>
+        <w:spacing w:before="80"/>
+      </w:pPr>
+      <w:r>
+        <w:rPr>
+          <w:rFonts w:ascii="Consolas" w:eastAsia="Consolas" w:hAnsi="Consolas" w:cs="Consolas"/>
+          <w:sz w:val="18"/>
+          <w:szCs w:val="18"/>
+        </w:rPr>
+        <w:t xml:space="preserve">  Logo_Poornima_80x48 80.0 400 F.SilkS 5:3</w:t>
+      </w:r>
+    </w:p>
+    <w:p>
+      <w:pPr>
+        <w:spacing w:after="120"/>
+      </w:pPr>
+      <w:r>
+        <w:t>The arguments are the source image, the output path, the footprint name and the width in millimetres, followed by the optional trace resolution, target layer and box aspect ratio. Both logos already on this board were produced this way. The script needs numpy and Pillow.</w:t>
+      </w:r>
+    </w:p>
+    <w:p>
+      <w:pPr>
+        <w:pStyle w:val="Heading3"/>
+      </w:pPr>
+      <w:bookmarkStart w:id="16" w:name="_Toc241309961"/>
+      <w:r>
+        <w:t>Placing an image for reference only</w:t>
+      </w:r>
+      <w:bookmarkEnd w:id="16"/>
+    </w:p>
+    <w:p>
+      <w:pPr>
+        <w:spacing w:after="120"/>
+      </w:pPr>
+      <w:r>
+        <w:t>If you only want a picture as a guide - a mechanical drawing or a layout sketch - use Place &gt; Place Reference Images in the PCB or schematic editor (named Add Image on KiCad 8 and earlier). Reference images are shown in the editor but are not plotted to the fabrication outputs, so they never appear on the finished board.</w:t>
       </w:r>
     </w:p>
     <w:p>
       <w:pPr>
         <w:pStyle w:val="Heading2"/>
       </w:pPr>
-      <w:bookmarkStart w:id="15" w:name="_Toc241307592"/>
-      <w:r>
-        <w:t>3.7 Component placement</w:t>
-      </w:r>
-      <w:bookmarkEnd w:id="15"/>
+      <w:bookmarkStart w:id="17" w:name="_Toc241309962"/>
+      <w:r>
+        <w:t>3.6 Updating the PCB from the schematic</w:t>
+      </w:r>
+      <w:bookmarkEnd w:id="17"/>
     </w:p>
     <w:p>
       <w:pPr>
         <w:spacing w:after="120"/>
       </w:pPr>
       <w:r>
-        <w:t>Placement decides how easy the routing will be. Work from the fixed constraints outwards.</w:t>
+        <w:t>The schematic is the source of truth. The board is brought into line with it rather than edited independently.</w:t>
       </w:r>
     </w:p>
     <w:p>
@@ -5269,7 +5409,7 @@
         <w:spacing w:after="60"/>
       </w:pPr>
       <w:r>
-        <w:t>Place the parts whose position is dictated by the enclosure or by the user first. Here the XIAO sits at the right-hand edge so the USB-C connector is reachable.</w:t>
+        <w:t>Draw the circuit in the schematic editor. Place symbols with Place &gt; Add Symbol, wire them with Place &gt; Wire, and add power symbols for the supply nets.</w:t>
       </w:r>
     </w:p>
     <w:p>
@@ -5282,7 +5422,7 @@
         <w:spacing w:after="60"/>
       </w:pPr>
       <w:r>
-        <w:t>Place the parts that must sit near something else. The pull-up resistors R2 and R3 sit next to the BMP280 module, and the series resistor R1 sits next to the XIAO data pin.</w:t>
+        <w:t>Annotate the sheet with Tools &gt; Annotate Schematic so every part gets a unique reference designator.</w:t>
       </w:r>
     </w:p>
     <w:p>
@@ -5295,7 +5435,7 @@
         <w:spacing w:after="60"/>
       </w:pPr>
       <w:r>
-        <w:t>Place the decorative elements - here the two logos and the text labels - and keep them clear of the parts.</w:t>
+        <w:t>Run the Electrical Rules Check with Inspect &gt; Electrical Rules Checker and clear anything real.</w:t>
       </w:r>
     </w:p>
     <w:p>
@@ -5308,7 +5448,7 @@
         <w:spacing w:after="60"/>
       </w:pPr>
       <w:r>
-        <w:t>Spread the four WS2812B LEDs around the logo so the light is even.</w:t>
+        <w:t>Save the schematic.</w:t>
       </w:r>
     </w:p>
     <w:p>
@@ -5321,6 +5461,128 @@
         <w:spacing w:after="60"/>
       </w:pPr>
       <w:r>
+        <w:t>In the PCB editor choose Tools &gt; Update PCB from Schematic, or press F8.</w:t>
+      </w:r>
+    </w:p>
+    <w:p>
+      <w:pPr>
+        <w:pStyle w:val="ListParagraph"/>
+        <w:numPr>
+          <w:ilvl w:val="0"/>
+          <w:numId w:val="2"/>
+        </w:numPr>
+        <w:spacing w:after="60"/>
+      </w:pPr>
+      <w:r>
+        <w:t>Review the list of changes and click Update PCB. New footprints appear at the cursor for you to place.</w:t>
+      </w:r>
+    </w:p>
+    <w:p>
+      <w:pPr>
+        <w:pBdr>
+          <w:left w:val="single" w:sz="18" w:space="6" w:color="E0A63A"/>
+        </w:pBdr>
+        <w:shd w:val="clear" w:color="auto" w:fill="FFF6E0"/>
+        <w:spacing w:before="80" w:after="140"/>
+      </w:pPr>
+      <w:r>
+        <w:rPr>
+          <w:b/>
+          <w:bCs/>
+          <w:sz w:val="20"/>
+          <w:szCs w:val="20"/>
+        </w:rPr>
+        <w:lastRenderedPageBreak/>
+        <w:t xml:space="preserve">Note  </w:t>
+      </w:r>
+      <w:r>
+        <w:rPr>
+          <w:sz w:val="20"/>
+          <w:szCs w:val="20"/>
+        </w:rPr>
+        <w:t>KiCad links each symbol to its footprint by a hidden unique identifier, not by the reference designator. That is why renaming a part does not break the link, and why a footprint added directly to the board with no symbol behind it must be marked board-only.</w:t>
+      </w:r>
+    </w:p>
+    <w:p>
+      <w:pPr>
+        <w:pStyle w:val="Heading2"/>
+      </w:pPr>
+      <w:bookmarkStart w:id="18" w:name="_Toc241309963"/>
+      <w:r>
+        <w:t>3.7 Component placement</w:t>
+      </w:r>
+      <w:bookmarkEnd w:id="18"/>
+    </w:p>
+    <w:p>
+      <w:pPr>
+        <w:spacing w:after="120"/>
+      </w:pPr>
+      <w:r>
+        <w:t>Placement decides how easy the routing will be. Work from the fixed constraints outwards.</w:t>
+      </w:r>
+    </w:p>
+    <w:p>
+      <w:pPr>
+        <w:pStyle w:val="ListParagraph"/>
+        <w:numPr>
+          <w:ilvl w:val="0"/>
+          <w:numId w:val="2"/>
+        </w:numPr>
+        <w:spacing w:after="60"/>
+      </w:pPr>
+      <w:r>
+        <w:t>Place the parts whose position is dictated by the enclosure or by the user first. Here the XIAO sits at the right-hand edge so the USB-C connector is reachable.</w:t>
+      </w:r>
+    </w:p>
+    <w:p>
+      <w:pPr>
+        <w:pStyle w:val="ListParagraph"/>
+        <w:numPr>
+          <w:ilvl w:val="0"/>
+          <w:numId w:val="2"/>
+        </w:numPr>
+        <w:spacing w:after="60"/>
+      </w:pPr>
+      <w:r>
+        <w:t>Place the parts that must sit near something else. The pull-up resistors R2 and R3 sit next to the BMP280 module, and the series resistor R1 sits next to the XIAO data pin.</w:t>
+      </w:r>
+    </w:p>
+    <w:p>
+      <w:pPr>
+        <w:pStyle w:val="ListParagraph"/>
+        <w:numPr>
+          <w:ilvl w:val="0"/>
+          <w:numId w:val="2"/>
+        </w:numPr>
+        <w:spacing w:after="60"/>
+      </w:pPr>
+      <w:r>
+        <w:t>Place the decorative elements - here the two logos and the text labels - and keep them clear of the parts.</w:t>
+      </w:r>
+    </w:p>
+    <w:p>
+      <w:pPr>
+        <w:pStyle w:val="ListParagraph"/>
+        <w:numPr>
+          <w:ilvl w:val="0"/>
+          <w:numId w:val="2"/>
+        </w:numPr>
+        <w:spacing w:after="60"/>
+      </w:pPr>
+      <w:r>
+        <w:t>Spread the four WS2812B LEDs around the logo so the light is even.</w:t>
+      </w:r>
+    </w:p>
+    <w:p>
+      <w:pPr>
+        <w:pStyle w:val="ListParagraph"/>
+        <w:numPr>
+          <w:ilvl w:val="0"/>
+          <w:numId w:val="2"/>
+        </w:numPr>
+        <w:spacing w:after="60"/>
+      </w:pPr>
+      <w:r>
         <w:t>Use Edit &gt; Properties or the Position fields to set exact coordinates where symmetry matters.</w:t>
       </w:r>
     </w:p>
@@ -5388,11 +5650,11 @@
       <w:pPr>
         <w:pStyle w:val="Heading2"/>
       </w:pPr>
-      <w:bookmarkStart w:id="16" w:name="_Toc241307593"/>
+      <w:bookmarkStart w:id="19" w:name="_Toc241309964"/>
       <w:r>
         <w:t>3.8 Routing</w:t>
       </w:r>
-      <w:bookmarkEnd w:id="16"/>
+      <w:bookmarkEnd w:id="19"/>
     </w:p>
     <w:p>
       <w:pPr>
@@ -5498,7 +5760,6 @@
         <w:spacing w:after="60"/>
       </w:pPr>
       <w:r>
-        <w:lastRenderedPageBreak/>
         <w:t>Give the +5 V and GND tracks more width than the signal tracks. They carry the LED current, which rises with brightness.</w:t>
       </w:r>
     </w:p>
@@ -5545,17 +5806,18 @@
       <w:pPr>
         <w:pStyle w:val="Heading2"/>
       </w:pPr>
-      <w:bookmarkStart w:id="17" w:name="_Toc241307594"/>
+      <w:bookmarkStart w:id="20" w:name="_Toc241309965"/>
       <w:r>
         <w:t>3.9 Board outline and mounting holes</w:t>
       </w:r>
-      <w:bookmarkEnd w:id="17"/>
+      <w:bookmarkEnd w:id="20"/>
     </w:p>
     <w:p>
       <w:pPr>
         <w:spacing w:after="120"/>
       </w:pPr>
       <w:r>
+        <w:lastRenderedPageBreak/>
         <w:t>The board shape is drawn on the Edge.Cuts layer. Anything on that layer is cut by the fabricator.</w:t>
       </w:r>
     </w:p>
@@ -5623,11 +5885,11 @@
       <w:pPr>
         <w:pStyle w:val="Heading2"/>
       </w:pPr>
-      <w:bookmarkStart w:id="18" w:name="_Toc241307595"/>
+      <w:bookmarkStart w:id="21" w:name="_Toc241309966"/>
       <w:r>
         <w:t>3.10 Electrical and design rule checks</w:t>
       </w:r>
-      <w:bookmarkEnd w:id="18"/>
+      <w:bookmarkEnd w:id="21"/>
     </w:p>
     <w:p>
       <w:pPr>
@@ -5641,11 +5903,11 @@
       <w:pPr>
         <w:pStyle w:val="Heading3"/>
       </w:pPr>
-      <w:bookmarkStart w:id="19" w:name="_Toc241307596"/>
+      <w:bookmarkStart w:id="22" w:name="_Toc241309967"/>
       <w:r>
         <w:t>Electrical Rules Check - the schematic</w:t>
       </w:r>
-      <w:bookmarkEnd w:id="19"/>
+      <w:bookmarkEnd w:id="22"/>
     </w:p>
     <w:p>
       <w:pPr>
@@ -5690,11 +5952,11 @@
       <w:pPr>
         <w:pStyle w:val="Heading3"/>
       </w:pPr>
-      <w:bookmarkStart w:id="20" w:name="_Toc241307597"/>
+      <w:bookmarkStart w:id="23" w:name="_Toc241309968"/>
       <w:r>
         <w:t>Design Rules Check - the board</w:t>
       </w:r>
-      <w:bookmarkEnd w:id="20"/>
+      <w:bookmarkEnd w:id="23"/>
     </w:p>
     <w:p>
       <w:pPr>
@@ -5777,11 +6039,11 @@
       <w:pPr>
         <w:pStyle w:val="Heading2"/>
       </w:pPr>
-      <w:bookmarkStart w:id="21" w:name="_Toc241307598"/>
+      <w:bookmarkStart w:id="24" w:name="_Toc241309969"/>
       <w:r>
         <w:t>3.11 Fabrication outputs</w:t>
       </w:r>
-      <w:bookmarkEnd w:id="21"/>
+      <w:bookmarkEnd w:id="24"/>
     </w:p>
     <w:p>
       <w:pPr>
@@ -5840,7 +6102,6 @@
         <w:spacing w:after="60"/>
       </w:pPr>
       <w:r>
-        <w:lastRenderedPageBreak/>
         <w:t>For assembly, also export the position file from File &gt; Fabrication Outputs &gt; Component Placement, and the bill of materials from the schematic editor with Tools &gt; Generate BOM.</w:t>
       </w:r>
     </w:p>
@@ -5848,21 +6109,21 @@
       <w:pPr>
         <w:pStyle w:val="Heading1"/>
       </w:pPr>
-      <w:bookmarkStart w:id="22" w:name="_Toc241307599"/>
+      <w:bookmarkStart w:id="25" w:name="_Toc241309970"/>
       <w:r>
         <w:t>4. Project Details</w:t>
       </w:r>
-      <w:bookmarkEnd w:id="22"/>
+      <w:bookmarkEnd w:id="25"/>
     </w:p>
     <w:p>
       <w:pPr>
         <w:pStyle w:val="Heading2"/>
       </w:pPr>
-      <w:bookmarkStart w:id="23" w:name="_Toc241307600"/>
+      <w:bookmarkStart w:id="26" w:name="_Toc241309971"/>
       <w:r>
         <w:t>4.1 Pin map</w:t>
       </w:r>
-      <w:bookmarkEnd w:id="23"/>
+      <w:bookmarkEnd w:id="26"/>
     </w:p>
     <w:p>
       <w:pPr>
@@ -5896,12 +6157,6 @@
         <w:gridCol w:w="5014"/>
       </w:tblGrid>
       <w:tr>
-        <w:tblPrEx>
-          <w:tblCellMar>
-            <w:top w:w="0" w:type="dxa"/>
-            <w:bottom w:w="0" w:type="dxa"/>
-          </w:tblCellMar>
-        </w:tblPrEx>
         <w:trPr>
           <w:tblHeader/>
         </w:trPr>
@@ -5925,6 +6180,7 @@
                 <w:sz w:val="20"/>
                 <w:szCs w:val="20"/>
               </w:rPr>
+              <w:lastRenderedPageBreak/>
               <w:t>Signal</w:t>
             </w:r>
           </w:p>
@@ -6003,12 +6259,6 @@
         </w:tc>
       </w:tr>
       <w:tr>
-        <w:tblPrEx>
-          <w:tblCellMar>
-            <w:top w:w="0" w:type="dxa"/>
-            <w:bottom w:w="0" w:type="dxa"/>
-          </w:tblCellMar>
-        </w:tblPrEx>
         <w:tc>
           <w:tcPr>
             <w:tcW w:w="0" w:type="auto"/>
@@ -6095,12 +6345,6 @@
         </w:tc>
       </w:tr>
       <w:tr>
-        <w:tblPrEx>
-          <w:tblCellMar>
-            <w:top w:w="0" w:type="dxa"/>
-            <w:bottom w:w="0" w:type="dxa"/>
-          </w:tblCellMar>
-        </w:tblPrEx>
         <w:tc>
           <w:tcPr>
             <w:tcW w:w="0" w:type="auto"/>
@@ -6187,12 +6431,6 @@
         </w:tc>
       </w:tr>
       <w:tr>
-        <w:tblPrEx>
-          <w:tblCellMar>
-            <w:top w:w="0" w:type="dxa"/>
-            <w:bottom w:w="0" w:type="dxa"/>
-          </w:tblCellMar>
-        </w:tblPrEx>
         <w:tc>
           <w:tcPr>
             <w:tcW w:w="0" w:type="auto"/>
@@ -6279,12 +6517,6 @@
         </w:tc>
       </w:tr>
       <w:tr>
-        <w:tblPrEx>
-          <w:tblCellMar>
-            <w:top w:w="0" w:type="dxa"/>
-            <w:bottom w:w="0" w:type="dxa"/>
-          </w:tblCellMar>
-        </w:tblPrEx>
         <w:tc>
           <w:tcPr>
             <w:tcW w:w="0" w:type="auto"/>
@@ -6371,12 +6603,6 @@
         </w:tc>
       </w:tr>
       <w:tr>
-        <w:tblPrEx>
-          <w:tblCellMar>
-            <w:top w:w="0" w:type="dxa"/>
-            <w:bottom w:w="0" w:type="dxa"/>
-          </w:tblCellMar>
-        </w:tblPrEx>
         <w:tc>
           <w:tcPr>
             <w:tcW w:w="0" w:type="auto"/>
@@ -6463,12 +6689,6 @@
         </w:tc>
       </w:tr>
       <w:tr>
-        <w:tblPrEx>
-          <w:tblCellMar>
-            <w:top w:w="0" w:type="dxa"/>
-            <w:bottom w:w="0" w:type="dxa"/>
-          </w:tblCellMar>
-        </w:tblPrEx>
         <w:tc>
           <w:tcPr>
             <w:tcW w:w="0" w:type="auto"/>
@@ -6584,11 +6804,11 @@
       <w:pPr>
         <w:pStyle w:val="Heading2"/>
       </w:pPr>
-      <w:bookmarkStart w:id="24" w:name="_Toc241307601"/>
+      <w:bookmarkStart w:id="27" w:name="_Toc241309972"/>
       <w:r>
         <w:t>4.2 Bill of materials</w:t>
       </w:r>
-      <w:bookmarkEnd w:id="24"/>
+      <w:bookmarkEnd w:id="27"/>
     </w:p>
     <w:tbl>
       <w:tblPr>
@@ -6615,12 +6835,6 @@
         <w:gridCol w:w="2808"/>
       </w:tblGrid>
       <w:tr>
-        <w:tblPrEx>
-          <w:tblCellMar>
-            <w:top w:w="0" w:type="dxa"/>
-            <w:bottom w:w="0" w:type="dxa"/>
-          </w:tblCellMar>
-        </w:tblPrEx>
         <w:trPr>
           <w:tblHeader/>
         </w:trPr>
@@ -6746,12 +6960,6 @@
         </w:tc>
       </w:tr>
       <w:tr>
-        <w:tblPrEx>
-          <w:tblCellMar>
-            <w:top w:w="0" w:type="dxa"/>
-            <w:bottom w:w="0" w:type="dxa"/>
-          </w:tblCellMar>
-        </w:tblPrEx>
         <w:tc>
           <w:tcPr>
             <w:tcW w:w="0" w:type="auto"/>
@@ -6859,12 +7067,6 @@
         </w:tc>
       </w:tr>
       <w:tr>
-        <w:tblPrEx>
-          <w:tblCellMar>
-            <w:top w:w="0" w:type="dxa"/>
-            <w:bottom w:w="0" w:type="dxa"/>
-          </w:tblCellMar>
-        </w:tblPrEx>
         <w:tc>
           <w:tcPr>
             <w:tcW w:w="0" w:type="auto"/>
@@ -6972,12 +7174,6 @@
         </w:tc>
       </w:tr>
       <w:tr>
-        <w:tblPrEx>
-          <w:tblCellMar>
-            <w:top w:w="0" w:type="dxa"/>
-            <w:bottom w:w="0" w:type="dxa"/>
-          </w:tblCellMar>
-        </w:tblPrEx>
         <w:tc>
           <w:tcPr>
             <w:tcW w:w="0" w:type="auto"/>
@@ -7085,12 +7281,6 @@
         </w:tc>
       </w:tr>
       <w:tr>
-        <w:tblPrEx>
-          <w:tblCellMar>
-            <w:top w:w="0" w:type="dxa"/>
-            <w:bottom w:w="0" w:type="dxa"/>
-          </w:tblCellMar>
-        </w:tblPrEx>
         <w:tc>
           <w:tcPr>
             <w:tcW w:w="0" w:type="auto"/>
@@ -7198,12 +7388,6 @@
         </w:tc>
       </w:tr>
       <w:tr>
-        <w:tblPrEx>
-          <w:tblCellMar>
-            <w:top w:w="0" w:type="dxa"/>
-            <w:bottom w:w="0" w:type="dxa"/>
-          </w:tblCellMar>
-        </w:tblPrEx>
         <w:tc>
           <w:tcPr>
             <w:tcW w:w="0" w:type="auto"/>
@@ -7311,12 +7495,6 @@
         </w:tc>
       </w:tr>
       <w:tr>
-        <w:tblPrEx>
-          <w:tblCellMar>
-            <w:top w:w="0" w:type="dxa"/>
-            <w:bottom w:w="0" w:type="dxa"/>
-          </w:tblCellMar>
-        </w:tblPrEx>
         <w:tc>
           <w:tcPr>
             <w:tcW w:w="0" w:type="auto"/>
@@ -7424,12 +7602,6 @@
         </w:tc>
       </w:tr>
       <w:tr>
-        <w:tblPrEx>
-          <w:tblCellMar>
-            <w:top w:w="0" w:type="dxa"/>
-            <w:bottom w:w="0" w:type="dxa"/>
-          </w:tblCellMar>
-        </w:tblPrEx>
         <w:tc>
           <w:tcPr>
             <w:tcW w:w="0" w:type="auto"/>
@@ -7566,11 +7738,11 @@
       <w:pPr>
         <w:pStyle w:val="Heading2"/>
       </w:pPr>
-      <w:bookmarkStart w:id="25" w:name="_Toc241307602"/>
+      <w:bookmarkStart w:id="28" w:name="_Toc241309973"/>
       <w:r>
         <w:t>4.3 Assembly notes</w:t>
       </w:r>
-      <w:bookmarkEnd w:id="25"/>
+      <w:bookmarkEnd w:id="28"/>
     </w:p>
     <w:p>
       <w:pPr>
@@ -7634,7 +7806,6 @@
         <w:spacing w:after="60"/>
       </w:pPr>
       <w:r>
-        <w:lastRenderedPageBreak/>
         <w:t>Check for solder bridges before applying power, especially across the fine-pitch LED pads.</w:t>
       </w:r>
     </w:p>
@@ -7655,11 +7826,11 @@
       <w:pPr>
         <w:pStyle w:val="Heading1"/>
       </w:pPr>
-      <w:bookmarkStart w:id="26" w:name="_Toc241307603"/>
+      <w:bookmarkStart w:id="29" w:name="_Toc241309974"/>
       <w:r>
         <w:t>5. Programming the Board</w:t>
       </w:r>
-      <w:bookmarkEnd w:id="26"/>
+      <w:bookmarkEnd w:id="29"/>
     </w:p>
     <w:p>
       <w:pPr>
@@ -7673,11 +7844,12 @@
       <w:pPr>
         <w:pStyle w:val="Heading2"/>
       </w:pPr>
-      <w:bookmarkStart w:id="27" w:name="_Toc241307604"/>
-      <w:r>
+      <w:bookmarkStart w:id="30" w:name="_Toc241309975"/>
+      <w:r>
+        <w:lastRenderedPageBreak/>
         <w:t>5.1 Firmware layout</w:t>
       </w:r>
-      <w:bookmarkEnd w:id="27"/>
+      <w:bookmarkEnd w:id="30"/>
     </w:p>
     <w:tbl>
       <w:tblPr>
@@ -7701,12 +7873,6 @@
         <w:gridCol w:w="5848"/>
       </w:tblGrid>
       <w:tr>
-        <w:tblPrEx>
-          <w:tblCellMar>
-            <w:top w:w="0" w:type="dxa"/>
-            <w:bottom w:w="0" w:type="dxa"/>
-          </w:tblCellMar>
-        </w:tblPrEx>
         <w:trPr>
           <w:tblHeader/>
         </w:trPr>
@@ -7760,12 +7926,6 @@
         </w:tc>
       </w:tr>
       <w:tr>
-        <w:tblPrEx>
-          <w:tblCellMar>
-            <w:top w:w="0" w:type="dxa"/>
-            <w:bottom w:w="0" w:type="dxa"/>
-          </w:tblCellMar>
-        </w:tblPrEx>
         <w:tc>
           <w:tcPr>
             <w:tcW w:w="0" w:type="auto"/>
@@ -7810,12 +7970,6 @@
         </w:tc>
       </w:tr>
       <w:tr>
-        <w:tblPrEx>
-          <w:tblCellMar>
-            <w:top w:w="0" w:type="dxa"/>
-            <w:bottom w:w="0" w:type="dxa"/>
-          </w:tblCellMar>
-        </w:tblPrEx>
         <w:tc>
           <w:tcPr>
             <w:tcW w:w="0" w:type="auto"/>
@@ -7860,12 +8014,6 @@
         </w:tc>
       </w:tr>
       <w:tr>
-        <w:tblPrEx>
-          <w:tblCellMar>
-            <w:top w:w="0" w:type="dxa"/>
-            <w:bottom w:w="0" w:type="dxa"/>
-          </w:tblCellMar>
-        </w:tblPrEx>
         <w:tc>
           <w:tcPr>
             <w:tcW w:w="0" w:type="auto"/>
@@ -7910,12 +8058,6 @@
         </w:tc>
       </w:tr>
       <w:tr>
-        <w:tblPrEx>
-          <w:tblCellMar>
-            <w:top w:w="0" w:type="dxa"/>
-            <w:bottom w:w="0" w:type="dxa"/>
-          </w:tblCellMar>
-        </w:tblPrEx>
         <w:tc>
           <w:tcPr>
             <w:tcW w:w="0" w:type="auto"/>
@@ -7964,11 +8106,11 @@
       <w:pPr>
         <w:pStyle w:val="Heading2"/>
       </w:pPr>
-      <w:bookmarkStart w:id="28" w:name="_Toc241307605"/>
+      <w:bookmarkStart w:id="31" w:name="_Toc241309976"/>
       <w:r>
         <w:t>5.2 Setting the WiFi name and password</w:t>
       </w:r>
-      <w:bookmarkEnd w:id="28"/>
+      <w:bookmarkEnd w:id="31"/>
     </w:p>
     <w:p>
       <w:pPr>
@@ -8079,21 +8221,21 @@
       <w:pPr>
         <w:pStyle w:val="Heading2"/>
       </w:pPr>
-      <w:bookmarkStart w:id="29" w:name="_Toc241307606"/>
+      <w:bookmarkStart w:id="32" w:name="_Toc241309977"/>
       <w:r>
         <w:t>5.3 Method A - Arduino IDE</w:t>
       </w:r>
-      <w:bookmarkEnd w:id="29"/>
+      <w:bookmarkEnd w:id="32"/>
     </w:p>
     <w:p>
       <w:pPr>
         <w:pStyle w:val="Heading3"/>
       </w:pPr>
-      <w:bookmarkStart w:id="30" w:name="_Toc241307607"/>
+      <w:bookmarkStart w:id="33" w:name="_Toc241309978"/>
       <w:r>
         <w:t>One-time setup</w:t>
       </w:r>
-      <w:bookmarkEnd w:id="30"/>
+      <w:bookmarkEnd w:id="33"/>
     </w:p>
     <w:p>
       <w:pPr>
@@ -8164,11 +8306,11 @@
       <w:pPr>
         <w:pStyle w:val="Heading3"/>
       </w:pPr>
-      <w:bookmarkStart w:id="31" w:name="_Toc241307608"/>
+      <w:bookmarkStart w:id="34" w:name="_Toc241309979"/>
       <w:r>
         <w:t>Every time</w:t>
       </w:r>
-      <w:bookmarkEnd w:id="31"/>
+      <w:bookmarkEnd w:id="34"/>
     </w:p>
     <w:p>
       <w:pPr>
@@ -8206,7 +8348,6 @@
         <w:spacing w:after="60"/>
       </w:pPr>
       <w:r>
-        <w:lastRenderedPageBreak/>
         <w:t>Choose Tools &gt; Board &gt; ESP32 Arduino &gt; XIAO_ESP32C3.</w:t>
       </w:r>
     </w:p>
@@ -8265,17 +8406,18 @@
       <w:pPr>
         <w:pStyle w:val="Heading2"/>
       </w:pPr>
-      <w:bookmarkStart w:id="32" w:name="_Toc241307609"/>
+      <w:bookmarkStart w:id="35" w:name="_Toc241309980"/>
       <w:r>
         <w:t>5.4 Method B - PlatformIO</w:t>
       </w:r>
-      <w:bookmarkEnd w:id="32"/>
+      <w:bookmarkEnd w:id="35"/>
     </w:p>
     <w:p>
       <w:pPr>
         <w:spacing w:after="120"/>
       </w:pPr>
       <w:r>
+        <w:lastRenderedPageBreak/>
         <w:t>From the sw folder. PlatformIO downloads the toolchain and the libraries by itself on the first build.</w:t>
       </w:r>
     </w:p>
@@ -8332,21 +8474,21 @@
       <w:pPr>
         <w:pStyle w:val="Heading1"/>
       </w:pPr>
-      <w:bookmarkStart w:id="33" w:name="_Toc241307610"/>
+      <w:bookmarkStart w:id="36" w:name="_Toc241309981"/>
       <w:r>
         <w:t>6. Checking the Web Page</w:t>
       </w:r>
-      <w:bookmarkEnd w:id="33"/>
+      <w:bookmarkEnd w:id="36"/>
     </w:p>
     <w:p>
       <w:pPr>
         <w:pStyle w:val="Heading2"/>
       </w:pPr>
-      <w:bookmarkStart w:id="34" w:name="_Toc241307611"/>
+      <w:bookmarkStart w:id="37" w:name="_Toc241309982"/>
       <w:r>
         <w:t>6.1 Finding the address</w:t>
       </w:r>
-      <w:bookmarkEnd w:id="34"/>
+      <w:bookmarkEnd w:id="37"/>
     </w:p>
     <w:p>
       <w:pPr>
@@ -8517,11 +8659,11 @@
       <w:pPr>
         <w:pStyle w:val="Heading2"/>
       </w:pPr>
-      <w:bookmarkStart w:id="35" w:name="_Toc241307612"/>
+      <w:bookmarkStart w:id="38" w:name="_Toc241309983"/>
       <w:r>
         <w:t>6.2 What the page shows</w:t>
       </w:r>
-      <w:bookmarkEnd w:id="35"/>
+      <w:bookmarkEnd w:id="38"/>
     </w:p>
     <w:p>
       <w:pPr>
@@ -8616,12 +8758,6 @@
         <w:gridCol w:w="7195"/>
       </w:tblGrid>
       <w:tr>
-        <w:tblPrEx>
-          <w:tblCellMar>
-            <w:top w:w="0" w:type="dxa"/>
-            <w:bottom w:w="0" w:type="dxa"/>
-          </w:tblCellMar>
-        </w:tblPrEx>
         <w:trPr>
           <w:tblHeader/>
         </w:trPr>
@@ -8645,7 +8781,6 @@
                 <w:sz w:val="20"/>
                 <w:szCs w:val="20"/>
               </w:rPr>
-              <w:lastRenderedPageBreak/>
               <w:t>Control</w:t>
             </w:r>
           </w:p>
@@ -8676,12 +8811,6 @@
         </w:tc>
       </w:tr>
       <w:tr>
-        <w:tblPrEx>
-          <w:tblCellMar>
-            <w:top w:w="0" w:type="dxa"/>
-            <w:bottom w:w="0" w:type="dxa"/>
-          </w:tblCellMar>
-        </w:tblPrEx>
         <w:tc>
           <w:tcPr>
             <w:tcW w:w="0" w:type="auto"/>
@@ -8726,12 +8855,6 @@
         </w:tc>
       </w:tr>
       <w:tr>
-        <w:tblPrEx>
-          <w:tblCellMar>
-            <w:top w:w="0" w:type="dxa"/>
-            <w:bottom w:w="0" w:type="dxa"/>
-          </w:tblCellMar>
-        </w:tblPrEx>
         <w:tc>
           <w:tcPr>
             <w:tcW w:w="0" w:type="auto"/>
@@ -8776,12 +8899,6 @@
         </w:tc>
       </w:tr>
       <w:tr>
-        <w:tblPrEx>
-          <w:tblCellMar>
-            <w:top w:w="0" w:type="dxa"/>
-            <w:bottom w:w="0" w:type="dxa"/>
-          </w:tblCellMar>
-        </w:tblPrEx>
         <w:tc>
           <w:tcPr>
             <w:tcW w:w="0" w:type="auto"/>
@@ -8826,12 +8943,6 @@
         </w:tc>
       </w:tr>
       <w:tr>
-        <w:tblPrEx>
-          <w:tblCellMar>
-            <w:top w:w="0" w:type="dxa"/>
-            <w:bottom w:w="0" w:type="dxa"/>
-          </w:tblCellMar>
-        </w:tblPrEx>
         <w:tc>
           <w:tcPr>
             <w:tcW w:w="0" w:type="auto"/>
@@ -8876,12 +8987,6 @@
         </w:tc>
       </w:tr>
       <w:tr>
-        <w:tblPrEx>
-          <w:tblCellMar>
-            <w:top w:w="0" w:type="dxa"/>
-            <w:bottom w:w="0" w:type="dxa"/>
-          </w:tblCellMar>
-        </w:tblPrEx>
         <w:tc>
           <w:tcPr>
             <w:tcW w:w="0" w:type="auto"/>
@@ -8926,12 +9031,6 @@
         </w:tc>
       </w:tr>
       <w:tr>
-        <w:tblPrEx>
-          <w:tblCellMar>
-            <w:top w:w="0" w:type="dxa"/>
-            <w:bottom w:w="0" w:type="dxa"/>
-          </w:tblCellMar>
-        </w:tblPrEx>
         <w:tc>
           <w:tcPr>
             <w:tcW w:w="0" w:type="auto"/>
@@ -8976,29 +9075,24 @@
         </w:tc>
       </w:tr>
       <w:tr>
-        <w:tblPrEx>
-          <w:tblCellMar>
-            <w:top w:w="0" w:type="dxa"/>
-            <w:bottom w:w="0" w:type="dxa"/>
-          </w:tblCellMar>
-        </w:tblPrEx>
-        <w:tc>
-          <w:tcPr>
-            <w:tcW w:w="0" w:type="auto"/>
-            <w:tcMar>
-              <w:top w:w="60" w:type="dxa"/>
-              <w:left w:w="100" w:type="dxa"/>
-              <w:bottom w:w="60" w:type="dxa"/>
-              <w:right w:w="100" w:type="dxa"/>
-            </w:tcMar>
-            <w:vAlign w:val="center"/>
-          </w:tcPr>
-          <w:p>
-            <w:r>
-              <w:rPr>
-                <w:sz w:val="20"/>
-                <w:szCs w:val="20"/>
-              </w:rPr>
+        <w:tc>
+          <w:tcPr>
+            <w:tcW w:w="0" w:type="auto"/>
+            <w:tcMar>
+              <w:top w:w="60" w:type="dxa"/>
+              <w:left w:w="100" w:type="dxa"/>
+              <w:bottom w:w="60" w:type="dxa"/>
+              <w:right w:w="100" w:type="dxa"/>
+            </w:tcMar>
+            <w:vAlign w:val="center"/>
+          </w:tcPr>
+          <w:p>
+            <w:r>
+              <w:rPr>
+                <w:sz w:val="20"/>
+                <w:szCs w:val="20"/>
+              </w:rPr>
+              <w:lastRenderedPageBreak/>
               <w:t>Brightness</w:t>
             </w:r>
           </w:p>
@@ -9026,12 +9120,6 @@
         </w:tc>
       </w:tr>
       <w:tr>
-        <w:tblPrEx>
-          <w:tblCellMar>
-            <w:top w:w="0" w:type="dxa"/>
-            <w:bottom w:w="0" w:type="dxa"/>
-          </w:tblCellMar>
-        </w:tblPrEx>
         <w:tc>
           <w:tcPr>
             <w:tcW w:w="0" w:type="auto"/>
@@ -9088,11 +9176,11 @@
       <w:pPr>
         <w:pStyle w:val="Heading2"/>
       </w:pPr>
-      <w:bookmarkStart w:id="36" w:name="_Toc241307613"/>
+      <w:bookmarkStart w:id="39" w:name="_Toc241309984"/>
       <w:r>
         <w:t>6.3 HTTP API</w:t>
       </w:r>
-      <w:bookmarkEnd w:id="36"/>
+      <w:bookmarkEnd w:id="39"/>
     </w:p>
     <w:p>
       <w:pPr>
@@ -9124,12 +9212,6 @@
         <w:gridCol w:w="7240"/>
       </w:tblGrid>
       <w:tr>
-        <w:tblPrEx>
-          <w:tblCellMar>
-            <w:top w:w="0" w:type="dxa"/>
-            <w:bottom w:w="0" w:type="dxa"/>
-          </w:tblCellMar>
-        </w:tblPrEx>
         <w:trPr>
           <w:tblHeader/>
         </w:trPr>
@@ -9183,12 +9265,6 @@
         </w:tc>
       </w:tr>
       <w:tr>
-        <w:tblPrEx>
-          <w:tblCellMar>
-            <w:top w:w="0" w:type="dxa"/>
-            <w:bottom w:w="0" w:type="dxa"/>
-          </w:tblCellMar>
-        </w:tblPrEx>
         <w:tc>
           <w:tcPr>
             <w:tcW w:w="0" w:type="auto"/>
@@ -9233,12 +9309,6 @@
         </w:tc>
       </w:tr>
       <w:tr>
-        <w:tblPrEx>
-          <w:tblCellMar>
-            <w:top w:w="0" w:type="dxa"/>
-            <w:bottom w:w="0" w:type="dxa"/>
-          </w:tblCellMar>
-        </w:tblPrEx>
         <w:tc>
           <w:tcPr>
             <w:tcW w:w="0" w:type="auto"/>
@@ -9283,12 +9353,6 @@
         </w:tc>
       </w:tr>
       <w:tr>
-        <w:tblPrEx>
-          <w:tblCellMar>
-            <w:top w:w="0" w:type="dxa"/>
-            <w:bottom w:w="0" w:type="dxa"/>
-          </w:tblCellMar>
-        </w:tblPrEx>
         <w:tc>
           <w:tcPr>
             <w:tcW w:w="0" w:type="auto"/>
@@ -9381,11 +9445,11 @@
       <w:pPr>
         <w:pStyle w:val="Heading1"/>
       </w:pPr>
-      <w:bookmarkStart w:id="37" w:name="_Toc241307614"/>
+      <w:bookmarkStart w:id="40" w:name="_Toc241309985"/>
       <w:r>
         <w:t>7. Troubleshooting</w:t>
       </w:r>
-      <w:bookmarkEnd w:id="37"/>
+      <w:bookmarkEnd w:id="40"/>
     </w:p>
     <w:tbl>
       <w:tblPr>
@@ -9409,12 +9473,6 @@
         <w:gridCol w:w="7136"/>
       </w:tblGrid>
       <w:tr>
-        <w:tblPrEx>
-          <w:tblCellMar>
-            <w:top w:w="0" w:type="dxa"/>
-            <w:bottom w:w="0" w:type="dxa"/>
-          </w:tblCellMar>
-        </w:tblPrEx>
         <w:trPr>
           <w:tblHeader/>
         </w:trPr>
@@ -9468,12 +9526,6 @@
         </w:tc>
       </w:tr>
       <w:tr>
-        <w:tblPrEx>
-          <w:tblCellMar>
-            <w:top w:w="0" w:type="dxa"/>
-            <w:bottom w:w="0" w:type="dxa"/>
-          </w:tblCellMar>
-        </w:tblPrEx>
         <w:tc>
           <w:tcPr>
             <w:tcW w:w="0" w:type="auto"/>
@@ -9518,12 +9570,6 @@
         </w:tc>
       </w:tr>
       <w:tr>
-        <w:tblPrEx>
-          <w:tblCellMar>
-            <w:top w:w="0" w:type="dxa"/>
-            <w:bottom w:w="0" w:type="dxa"/>
-          </w:tblCellMar>
-        </w:tblPrEx>
         <w:tc>
           <w:tcPr>
             <w:tcW w:w="0" w:type="auto"/>
@@ -9568,12 +9614,6 @@
         </w:tc>
       </w:tr>
       <w:tr>
-        <w:tblPrEx>
-          <w:tblCellMar>
-            <w:top w:w="0" w:type="dxa"/>
-            <w:bottom w:w="0" w:type="dxa"/>
-          </w:tblCellMar>
-        </w:tblPrEx>
         <w:tc>
           <w:tcPr>
             <w:tcW w:w="0" w:type="auto"/>
@@ -9618,12 +9658,6 @@
         </w:tc>
       </w:tr>
       <w:tr>
-        <w:tblPrEx>
-          <w:tblCellMar>
-            <w:top w:w="0" w:type="dxa"/>
-            <w:bottom w:w="0" w:type="dxa"/>
-          </w:tblCellMar>
-        </w:tblPrEx>
         <w:tc>
           <w:tcPr>
             <w:tcW w:w="0" w:type="auto"/>
@@ -9668,12 +9702,6 @@
         </w:tc>
       </w:tr>
       <w:tr>
-        <w:tblPrEx>
-          <w:tblCellMar>
-            <w:top w:w="0" w:type="dxa"/>
-            <w:bottom w:w="0" w:type="dxa"/>
-          </w:tblCellMar>
-        </w:tblPrEx>
         <w:tc>
           <w:tcPr>
             <w:tcW w:w="0" w:type="auto"/>
@@ -9718,12 +9746,6 @@
         </w:tc>
       </w:tr>
       <w:tr>
-        <w:tblPrEx>
-          <w:tblCellMar>
-            <w:top w:w="0" w:type="dxa"/>
-            <w:bottom w:w="0" w:type="dxa"/>
-          </w:tblCellMar>
-        </w:tblPrEx>
         <w:tc>
           <w:tcPr>
             <w:tcW w:w="0" w:type="auto"/>
@@ -9768,12 +9790,6 @@
         </w:tc>
       </w:tr>
       <w:tr>
-        <w:tblPrEx>
-          <w:tblCellMar>
-            <w:top w:w="0" w:type="dxa"/>
-            <w:bottom w:w="0" w:type="dxa"/>
-          </w:tblCellMar>
-        </w:tblPrEx>
         <w:tc>
           <w:tcPr>
             <w:tcW w:w="0" w:type="auto"/>
@@ -9818,30 +9834,23 @@
         </w:tc>
       </w:tr>
       <w:tr>
-        <w:tblPrEx>
-          <w:tblCellMar>
-            <w:top w:w="0" w:type="dxa"/>
-            <w:bottom w:w="0" w:type="dxa"/>
-          </w:tblCellMar>
-        </w:tblPrEx>
-        <w:tc>
-          <w:tcPr>
-            <w:tcW w:w="0" w:type="auto"/>
-            <w:tcMar>
-              <w:top w:w="60" w:type="dxa"/>
-              <w:left w:w="100" w:type="dxa"/>
-              <w:bottom w:w="60" w:type="dxa"/>
-              <w:right w:w="100" w:type="dxa"/>
-            </w:tcMar>
-            <w:vAlign w:val="center"/>
-          </w:tcPr>
-          <w:p>
-            <w:r>
-              <w:rPr>
-                <w:sz w:val="20"/>
-                <w:szCs w:val="20"/>
-              </w:rPr>
-              <w:lastRenderedPageBreak/>
+        <w:tc>
+          <w:tcPr>
+            <w:tcW w:w="0" w:type="auto"/>
+            <w:tcMar>
+              <w:top w:w="60" w:type="dxa"/>
+              <w:left w:w="100" w:type="dxa"/>
+              <w:bottom w:w="60" w:type="dxa"/>
+              <w:right w:w="100" w:type="dxa"/>
+            </w:tcMar>
+            <w:vAlign w:val="center"/>
+          </w:tcPr>
+          <w:p>
+            <w:r>
+              <w:rPr>
+                <w:sz w:val="20"/>
+                <w:szCs w:val="20"/>
+              </w:rPr>
               <w:t>Only the first LED works</w:t>
             </w:r>
           </w:p>
@@ -9869,12 +9878,6 @@
         </w:tc>
       </w:tr>
       <w:tr>
-        <w:tblPrEx>
-          <w:tblCellMar>
-            <w:top w:w="0" w:type="dxa"/>
-            <w:bottom w:w="0" w:type="dxa"/>
-          </w:tblCellMar>
-        </w:tblPrEx>
         <w:tc>
           <w:tcPr>
             <w:tcW w:w="0" w:type="auto"/>
@@ -9921,8 +9924,12 @@
     </w:tbl>
     <w:p/>
     <w:sectPr>
-      <w:headerReference w:type="default" r:id="rId10"/>
-      <w:footerReference w:type="default" r:id="rId11"/>
+      <w:headerReference w:type="even" r:id="rId10"/>
+      <w:headerReference w:type="default" r:id="rId11"/>
+      <w:footerReference w:type="even" r:id="rId12"/>
+      <w:footerReference w:type="default" r:id="rId13"/>
+      <w:headerReference w:type="first" r:id="rId14"/>
+      <w:footerReference w:type="first" r:id="rId15"/>
       <w:pgSz w:w="11906" w:h="16838"/>
       <w:pgMar w:top="1440" w:right="1440" w:bottom="1440" w:left="1440" w:header="708" w:footer="708" w:gutter="0"/>
       <w:cols w:space="720"/>
@@ -9955,9 +9962,16 @@
 <w:ftr xmlns:wpc="http://schemas.microsoft.com/office/word/2010/wordprocessingCanvas" xmlns:cx="http://schemas.microsoft.com/office/drawing/2014/chartex" xmlns:cx1="http://schemas.microsoft.com/office/drawing/2015/9/8/chartex" xmlns:cx2="http://schemas.microsoft.com/office/drawing/2015/10/21/chartex" xmlns:cx3="http://schemas.microsoft.com/office/drawing/2016/5/9/chartex" xmlns:cx4="http://schemas.microsoft.com/office/drawing/2016/5/10/chartex" xmlns:cx5="http://schemas.microsoft.com/office/drawing/2016/5/11/chartex" xmlns:cx6="http://schemas.microsoft.com/office/drawing/2016/5/12/chartex" xmlns:cx7="http://schemas.microsoft.com/office/drawing/2016/5/13/chartex" xmlns:cx8="http://schemas.microsoft.com/office/drawing/2016/5/14/chartex" xmlns:mc="http://schemas.openxmlformats.org/markup-compatibility/2006" xmlns:aink="http://schemas.microsoft.com/office/drawing/2016/ink" xmlns:am3d="http://schemas.microsoft.com/office/drawing/2017/model3d" xmlns:o="urn:schemas-microsoft-com:office:office" xmlns:oel="http://schemas.microsoft.com/office/2019/extlst" xmlns:r="http://schemas.openxmlformats.org/officeDocument/2006/relationships" xmlns:m="http://schemas.openxmlformats.org/officeDocument/2006/math" xmlns:v="urn:schemas-microsoft-com:vml" xmlns:wp14="http://schemas.microsoft.com/office/word/2010/wordprocessingDrawing" xmlns:wp="http://schemas.openxmlformats.org/drawingml/2006/wordprocessingDrawing" xmlns:w10="urn:schemas-microsoft-com:office:word" xmlns:w="http://schemas.openxmlformats.org/wordprocessingml/2006/main" xmlns:w14="http://schemas.microsoft.com/office/word/2010/wordml" xmlns:w15="http://schemas.microsoft.com/office/word/2012/wordml" xmlns:w16cex="http://schemas.microsoft.com/office/word/2018/wordml/cex" xmlns:w16cid="http://schemas.microsoft.com/office/word/2016/wordml/cid" xmlns:w16="http://schemas.microsoft.com/office/word/2018/wordml" xmlns:w16du="http://schemas.microsoft.com/office/word/2023/wordml/word16du" xmlns:w16sdtdh="http://schemas.microsoft.com/office/word/2020/wordml/sdtdatahash" xmlns:w16sdtfl="http://schemas.microsoft.com/office/word/2024/wordml/sdtformatlock" xmlns:w16se="http://schemas.microsoft.com/office/word/2015/wordml/symex" xmlns:wpg="http://schemas.microsoft.com/office/word/2010/wordprocessingGroup" xmlns:wpi="http://schemas.microsoft.com/office/word/2010/wordprocessingInk" xmlns:wne="http://schemas.microsoft.com/office/word/2006/wordml" xmlns:wps="http://schemas.microsoft.com/office/word/2010/wordprocessingShape" mc:Ignorable="w14 w15 w16se w16cid w16 w16cex w16sdtdh w16sdtfl w16du wp14">
   <w:p>
     <w:pPr>
-      <w:tabs>
-        <w:tab w:val="right" w:pos="9000"/>
-      </w:tabs>
+      <w:pStyle w:val="Footer"/>
+    </w:pPr>
+  </w:p>
+</w:ftr>
+</file>
+
+<file path=word/footer2.xml><?xml version="1.0" encoding="utf-8"?>
+<w:ftr xmlns:wpc="http://schemas.microsoft.com/office/word/2010/wordprocessingCanvas" xmlns:cx="http://schemas.microsoft.com/office/drawing/2014/chartex" xmlns:cx1="http://schemas.microsoft.com/office/drawing/2015/9/8/chartex" xmlns:cx2="http://schemas.microsoft.com/office/drawing/2015/10/21/chartex" xmlns:cx3="http://schemas.microsoft.com/office/drawing/2016/5/9/chartex" xmlns:cx4="http://schemas.microsoft.com/office/drawing/2016/5/10/chartex" xmlns:cx5="http://schemas.microsoft.com/office/drawing/2016/5/11/chartex" xmlns:cx6="http://schemas.microsoft.com/office/drawing/2016/5/12/chartex" xmlns:cx7="http://schemas.microsoft.com/office/drawing/2016/5/13/chartex" xmlns:cx8="http://schemas.microsoft.com/office/drawing/2016/5/14/chartex" xmlns:mc="http://schemas.openxmlformats.org/markup-compatibility/2006" xmlns:aink="http://schemas.microsoft.com/office/drawing/2016/ink" xmlns:am3d="http://schemas.microsoft.com/office/drawing/2017/model3d" xmlns:o="urn:schemas-microsoft-com:office:office" xmlns:oel="http://schemas.microsoft.com/office/2019/extlst" xmlns:r="http://schemas.openxmlformats.org/officeDocument/2006/relationships" xmlns:m="http://schemas.openxmlformats.org/officeDocument/2006/math" xmlns:v="urn:schemas-microsoft-com:vml" xmlns:wp14="http://schemas.microsoft.com/office/word/2010/wordprocessingDrawing" xmlns:wp="http://schemas.openxmlformats.org/drawingml/2006/wordprocessingDrawing" xmlns:w10="urn:schemas-microsoft-com:office:word" xmlns:w="http://schemas.openxmlformats.org/wordprocessingml/2006/main" xmlns:w14="http://schemas.microsoft.com/office/word/2010/wordml" xmlns:w15="http://schemas.microsoft.com/office/word/2012/wordml" xmlns:w16cex="http://schemas.microsoft.com/office/word/2018/wordml/cex" xmlns:w16cid="http://schemas.microsoft.com/office/word/2016/wordml/cid" xmlns:w16="http://schemas.microsoft.com/office/word/2018/wordml" xmlns:w16du="http://schemas.microsoft.com/office/word/2023/wordml/word16du" xmlns:w16sdtdh="http://schemas.microsoft.com/office/word/2020/wordml/sdtdatahash" xmlns:w16sdtfl="http://schemas.microsoft.com/office/word/2024/wordml/sdtformatlock" xmlns:w16se="http://schemas.microsoft.com/office/word/2015/wordml/symex" xmlns:wpg="http://schemas.microsoft.com/office/word/2010/wordprocessingGroup" xmlns:wpi="http://schemas.microsoft.com/office/word/2010/wordprocessingInk" xmlns:wne="http://schemas.microsoft.com/office/word/2006/wordml" xmlns:wps="http://schemas.microsoft.com/office/word/2010/wordprocessingShape" mc:Ignorable="w14 w15 w16se w16cid w16 w16cex w16sdtdh w16sdtfl w16du wp14">
+  <w:p>
+    <w:pPr>
       <w:rPr>
         <w:sz w:val="18"/>
       </w:rPr>
@@ -9968,13 +9982,16 @@
       </w:rPr>
       <w:t>Inordinate Industrial Innovations Pvt Ltd.</w:t>
     </w:r>
-    <w:r>
-      <w:rPr>
-        <w:sz w:val="18"/>
-      </w:rPr>
-      <w:tab/>
-      <w:t>Contact - +91-8766267676</w:t>
-    </w:r>
+  </w:p>
+</w:ftr>
+</file>
+
+<file path=word/footer3.xml><?xml version="1.0" encoding="utf-8"?>
+<w:ftr xmlns:wpc="http://schemas.microsoft.com/office/word/2010/wordprocessingCanvas" xmlns:cx="http://schemas.microsoft.com/office/drawing/2014/chartex" xmlns:cx1="http://schemas.microsoft.com/office/drawing/2015/9/8/chartex" xmlns:cx2="http://schemas.microsoft.com/office/drawing/2015/10/21/chartex" xmlns:cx3="http://schemas.microsoft.com/office/drawing/2016/5/9/chartex" xmlns:cx4="http://schemas.microsoft.com/office/drawing/2016/5/10/chartex" xmlns:cx5="http://schemas.microsoft.com/office/drawing/2016/5/11/chartex" xmlns:cx6="http://schemas.microsoft.com/office/drawing/2016/5/12/chartex" xmlns:cx7="http://schemas.microsoft.com/office/drawing/2016/5/13/chartex" xmlns:cx8="http://schemas.microsoft.com/office/drawing/2016/5/14/chartex" xmlns:mc="http://schemas.openxmlformats.org/markup-compatibility/2006" xmlns:aink="http://schemas.microsoft.com/office/drawing/2016/ink" xmlns:am3d="http://schemas.microsoft.com/office/drawing/2017/model3d" xmlns:o="urn:schemas-microsoft-com:office:office" xmlns:oel="http://schemas.microsoft.com/office/2019/extlst" xmlns:r="http://schemas.openxmlformats.org/officeDocument/2006/relationships" xmlns:m="http://schemas.openxmlformats.org/officeDocument/2006/math" xmlns:v="urn:schemas-microsoft-com:vml" xmlns:wp14="http://schemas.microsoft.com/office/word/2010/wordprocessingDrawing" xmlns:wp="http://schemas.openxmlformats.org/drawingml/2006/wordprocessingDrawing" xmlns:w10="urn:schemas-microsoft-com:office:word" xmlns:w="http://schemas.openxmlformats.org/wordprocessingml/2006/main" xmlns:w14="http://schemas.microsoft.com/office/word/2010/wordml" xmlns:w15="http://schemas.microsoft.com/office/word/2012/wordml" xmlns:w16cex="http://schemas.microsoft.com/office/word/2018/wordml/cex" xmlns:w16cid="http://schemas.microsoft.com/office/word/2016/wordml/cid" xmlns:w16="http://schemas.microsoft.com/office/word/2018/wordml" xmlns:w16du="http://schemas.microsoft.com/office/word/2023/wordml/word16du" xmlns:w16sdtdh="http://schemas.microsoft.com/office/word/2020/wordml/sdtdatahash" xmlns:w16sdtfl="http://schemas.microsoft.com/office/word/2024/wordml/sdtformatlock" xmlns:w16se="http://schemas.microsoft.com/office/word/2015/wordml/symex" xmlns:wpg="http://schemas.microsoft.com/office/word/2010/wordprocessingGroup" xmlns:wpi="http://schemas.microsoft.com/office/word/2010/wordprocessingInk" xmlns:wne="http://schemas.microsoft.com/office/word/2006/wordml" xmlns:wps="http://schemas.microsoft.com/office/word/2010/wordprocessingShape" mc:Ignorable="w14 w15 w16se w16cid w16 w16cex w16sdtdh w16sdtfl w16du wp14">
+  <w:p>
+    <w:pPr>
+      <w:pStyle w:val="Footer"/>
+    </w:pPr>
   </w:p>
 </w:ftr>
 </file>
@@ -9999,6 +10016,16 @@
 </file>
 
 <file path=word/header1.xml><?xml version="1.0" encoding="utf-8"?>
+<w:hdr xmlns:wpc="http://schemas.microsoft.com/office/word/2010/wordprocessingCanvas" xmlns:cx="http://schemas.microsoft.com/office/drawing/2014/chartex" xmlns:cx1="http://schemas.microsoft.com/office/drawing/2015/9/8/chartex" xmlns:cx2="http://schemas.microsoft.com/office/drawing/2015/10/21/chartex" xmlns:cx3="http://schemas.microsoft.com/office/drawing/2016/5/9/chartex" xmlns:cx4="http://schemas.microsoft.com/office/drawing/2016/5/10/chartex" xmlns:cx5="http://schemas.microsoft.com/office/drawing/2016/5/11/chartex" xmlns:cx6="http://schemas.microsoft.com/office/drawing/2016/5/12/chartex" xmlns:cx7="http://schemas.microsoft.com/office/drawing/2016/5/13/chartex" xmlns:cx8="http://schemas.microsoft.com/office/drawing/2016/5/14/chartex" xmlns:mc="http://schemas.openxmlformats.org/markup-compatibility/2006" xmlns:aink="http://schemas.microsoft.com/office/drawing/2016/ink" xmlns:am3d="http://schemas.microsoft.com/office/drawing/2017/model3d" xmlns:o="urn:schemas-microsoft-com:office:office" xmlns:oel="http://schemas.microsoft.com/office/2019/extlst" xmlns:r="http://schemas.openxmlformats.org/officeDocument/2006/relationships" xmlns:m="http://schemas.openxmlformats.org/officeDocument/2006/math" xmlns:v="urn:schemas-microsoft-com:vml" xmlns:wp14="http://schemas.microsoft.com/office/word/2010/wordprocessingDrawing" xmlns:wp="http://schemas.openxmlformats.org/drawingml/2006/wordprocessingDrawing" xmlns:w10="urn:schemas-microsoft-com:office:word" xmlns:w="http://schemas.openxmlformats.org/wordprocessingml/2006/main" xmlns:w14="http://schemas.microsoft.com/office/word/2010/wordml" xmlns:w15="http://schemas.microsoft.com/office/word/2012/wordml" xmlns:w16cex="http://schemas.microsoft.com/office/word/2018/wordml/cex" xmlns:w16cid="http://schemas.microsoft.com/office/word/2016/wordml/cid" xmlns:w16="http://schemas.microsoft.com/office/word/2018/wordml" xmlns:w16du="http://schemas.microsoft.com/office/word/2023/wordml/word16du" xmlns:w16sdtdh="http://schemas.microsoft.com/office/word/2020/wordml/sdtdatahash" xmlns:w16sdtfl="http://schemas.microsoft.com/office/word/2024/wordml/sdtformatlock" xmlns:w16se="http://schemas.microsoft.com/office/word/2015/wordml/symex" xmlns:wpg="http://schemas.microsoft.com/office/word/2010/wordprocessingGroup" xmlns:wpi="http://schemas.microsoft.com/office/word/2010/wordprocessingInk" xmlns:wne="http://schemas.microsoft.com/office/word/2006/wordml" xmlns:wps="http://schemas.microsoft.com/office/word/2010/wordprocessingShape" mc:Ignorable="w14 w15 w16se w16cid w16 w16cex w16sdtdh w16sdtfl w16du wp14">
+  <w:p>
+    <w:pPr>
+      <w:pStyle w:val="Header"/>
+    </w:pPr>
+  </w:p>
+</w:hdr>
+</file>
+
+<file path=word/header2.xml><?xml version="1.0" encoding="utf-8"?>
 <w:hdr xmlns:wpc="http://schemas.microsoft.com/office/word/2010/wordprocessingCanvas" xmlns:cx="http://schemas.microsoft.com/office/drawing/2014/chartex" xmlns:cx1="http://schemas.microsoft.com/office/drawing/2015/9/8/chartex" xmlns:cx2="http://schemas.microsoft.com/office/drawing/2015/10/21/chartex" xmlns:cx3="http://schemas.microsoft.com/office/drawing/2016/5/9/chartex" xmlns:cx4="http://schemas.microsoft.com/office/drawing/2016/5/10/chartex" xmlns:cx5="http://schemas.microsoft.com/office/drawing/2016/5/11/chartex" xmlns:cx6="http://schemas.microsoft.com/office/drawing/2016/5/12/chartex" xmlns:cx7="http://schemas.microsoft.com/office/drawing/2016/5/13/chartex" xmlns:cx8="http://schemas.microsoft.com/office/drawing/2016/5/14/chartex" xmlns:mc="http://schemas.openxmlformats.org/markup-compatibility/2006" xmlns:aink="http://schemas.microsoft.com/office/drawing/2016/ink" xmlns:am3d="http://schemas.microsoft.com/office/drawing/2017/model3d" xmlns:o="urn:schemas-microsoft-com:office:office" xmlns:oel="http://schemas.microsoft.com/office/2019/extlst" xmlns:r="http://schemas.openxmlformats.org/officeDocument/2006/relationships" xmlns:m="http://schemas.openxmlformats.org/officeDocument/2006/math" xmlns:v="urn:schemas-microsoft-com:vml" xmlns:wp14="http://schemas.microsoft.com/office/word/2010/wordprocessingDrawing" xmlns:wp="http://schemas.openxmlformats.org/drawingml/2006/wordprocessingDrawing" xmlns:w10="urn:schemas-microsoft-com:office:word" xmlns:w="http://schemas.openxmlformats.org/wordprocessingml/2006/main" xmlns:w14="http://schemas.microsoft.com/office/word/2010/wordml" xmlns:w15="http://schemas.microsoft.com/office/word/2012/wordml" xmlns:w16cex="http://schemas.microsoft.com/office/word/2018/wordml/cex" xmlns:w16cid="http://schemas.microsoft.com/office/word/2016/wordml/cid" xmlns:w16="http://schemas.microsoft.com/office/word/2018/wordml" xmlns:w16du="http://schemas.microsoft.com/office/word/2023/wordml/word16du" xmlns:w16sdtdh="http://schemas.microsoft.com/office/word/2020/wordml/sdtdatahash" xmlns:w16sdtfl="http://schemas.microsoft.com/office/word/2024/wordml/sdtformatlock" xmlns:w16se="http://schemas.microsoft.com/office/word/2015/wordml/symex" xmlns:wpg="http://schemas.microsoft.com/office/word/2010/wordprocessingGroup" xmlns:wpi="http://schemas.microsoft.com/office/word/2010/wordprocessingInk" xmlns:wne="http://schemas.microsoft.com/office/word/2006/wordml" xmlns:wps="http://schemas.microsoft.com/office/word/2010/wordprocessingShape" mc:Ignorable="w14 w15 w16se w16cid w16 w16cex w16sdtdh w16sdtfl w16du wp14">
   <w:p>
     <w:pPr>
@@ -10051,6 +10078,16 @@
     <w:r>
       <w:br/>
     </w:r>
+  </w:p>
+</w:hdr>
+</file>
+
+<file path=word/header3.xml><?xml version="1.0" encoding="utf-8"?>
+<w:hdr xmlns:wpc="http://schemas.microsoft.com/office/word/2010/wordprocessingCanvas" xmlns:cx="http://schemas.microsoft.com/office/drawing/2014/chartex" xmlns:cx1="http://schemas.microsoft.com/office/drawing/2015/9/8/chartex" xmlns:cx2="http://schemas.microsoft.com/office/drawing/2015/10/21/chartex" xmlns:cx3="http://schemas.microsoft.com/office/drawing/2016/5/9/chartex" xmlns:cx4="http://schemas.microsoft.com/office/drawing/2016/5/10/chartex" xmlns:cx5="http://schemas.microsoft.com/office/drawing/2016/5/11/chartex" xmlns:cx6="http://schemas.microsoft.com/office/drawing/2016/5/12/chartex" xmlns:cx7="http://schemas.microsoft.com/office/drawing/2016/5/13/chartex" xmlns:cx8="http://schemas.microsoft.com/office/drawing/2016/5/14/chartex" xmlns:mc="http://schemas.openxmlformats.org/markup-compatibility/2006" xmlns:aink="http://schemas.microsoft.com/office/drawing/2016/ink" xmlns:am3d="http://schemas.microsoft.com/office/drawing/2017/model3d" xmlns:o="urn:schemas-microsoft-com:office:office" xmlns:oel="http://schemas.microsoft.com/office/2019/extlst" xmlns:r="http://schemas.openxmlformats.org/officeDocument/2006/relationships" xmlns:m="http://schemas.openxmlformats.org/officeDocument/2006/math" xmlns:v="urn:schemas-microsoft-com:vml" xmlns:wp14="http://schemas.microsoft.com/office/word/2010/wordprocessingDrawing" xmlns:wp="http://schemas.openxmlformats.org/drawingml/2006/wordprocessingDrawing" xmlns:w10="urn:schemas-microsoft-com:office:word" xmlns:w="http://schemas.openxmlformats.org/wordprocessingml/2006/main" xmlns:w14="http://schemas.microsoft.com/office/word/2010/wordml" xmlns:w15="http://schemas.microsoft.com/office/word/2012/wordml" xmlns:w16cex="http://schemas.microsoft.com/office/word/2018/wordml/cex" xmlns:w16cid="http://schemas.microsoft.com/office/word/2016/wordml/cid" xmlns:w16="http://schemas.microsoft.com/office/word/2018/wordml" xmlns:w16du="http://schemas.microsoft.com/office/word/2023/wordml/word16du" xmlns:w16sdtdh="http://schemas.microsoft.com/office/word/2020/wordml/sdtdatahash" xmlns:w16sdtfl="http://schemas.microsoft.com/office/word/2024/wordml/sdtformatlock" xmlns:w16se="http://schemas.microsoft.com/office/word/2015/wordml/symex" xmlns:wpg="http://schemas.microsoft.com/office/word/2010/wordprocessingGroup" xmlns:wpi="http://schemas.microsoft.com/office/word/2010/wordprocessingInk" xmlns:wne="http://schemas.microsoft.com/office/word/2006/wordml" xmlns:wps="http://schemas.microsoft.com/office/word/2010/wordprocessingShape" mc:Ignorable="w14 w15 w16se w16cid w16 w16cex w16sdtdh w16sdtfl w16du wp14">
+  <w:p>
+    <w:pPr>
+      <w:pStyle w:val="Header"/>
+    </w:pPr>
   </w:p>
 </w:hdr>
 </file>
@@ -10855,6 +10892,48 @@
       <w:ind w:left="440"/>
     </w:pPr>
   </w:style>
+  <w:style w:type="paragraph" w:styleId="Header">
+    <w:name w:val="header"/>
+    <w:basedOn w:val="Normal"/>
+    <w:link w:val="HeaderChar"/>
+    <w:uiPriority w:val="99"/>
+    <w:unhideWhenUsed/>
+    <w:rsid w:val="00C9285A"/>
+    <w:pPr>
+      <w:tabs>
+        <w:tab w:val="center" w:pos="4513"/>
+        <w:tab w:val="right" w:pos="9026"/>
+      </w:tabs>
+    </w:pPr>
+  </w:style>
+  <w:style w:type="character" w:customStyle="1" w:styleId="HeaderChar">
+    <w:name w:val="Header Char"/>
+    <w:basedOn w:val="DefaultParagraphFont"/>
+    <w:link w:val="Header"/>
+    <w:uiPriority w:val="99"/>
+    <w:rsid w:val="00C9285A"/>
+  </w:style>
+  <w:style w:type="paragraph" w:styleId="Footer">
+    <w:name w:val="footer"/>
+    <w:basedOn w:val="Normal"/>
+    <w:link w:val="FooterChar"/>
+    <w:uiPriority w:val="99"/>
+    <w:unhideWhenUsed/>
+    <w:rsid w:val="00C9285A"/>
+    <w:pPr>
+      <w:tabs>
+        <w:tab w:val="center" w:pos="4513"/>
+        <w:tab w:val="right" w:pos="9026"/>
+      </w:tabs>
+    </w:pPr>
+  </w:style>
+  <w:style w:type="character" w:customStyle="1" w:styleId="FooterChar">
+    <w:name w:val="Footer Char"/>
+    <w:basedOn w:val="DefaultParagraphFont"/>
+    <w:link w:val="Footer"/>
+    <w:uiPriority w:val="99"/>
+    <w:rsid w:val="00C9285A"/>
+  </w:style>
 </w:styles>
 </file>
 
